--- a/fuentes/CF_01_13410565.docx
+++ b/fuentes/CF_01_13410565.docx
@@ -13456,7 +13456,7 @@
               </wp:anchor>
             </w:drawing>
           </mc:Choice>
-          <mc:Fallback xmlns:a14="http://schemas.microsoft.com/office/drawing/2010/main" xmlns:dgm="http://schemas.openxmlformats.org/drawingml/2006/diagram" xmlns:pic="http://schemas.openxmlformats.org/drawingml/2006/picture" xmlns:a="http://schemas.openxmlformats.org/drawingml/2006/main">
+          <mc:Fallback xmlns:a="http://schemas.openxmlformats.org/drawingml/2006/main" xmlns:pic="http://schemas.openxmlformats.org/drawingml/2006/picture" xmlns:dgm="http://schemas.openxmlformats.org/drawingml/2006/diagram" xmlns:a14="http://schemas.microsoft.com/office/drawing/2010/main">
             <w:pict>
               <v:shape id="Signo más 25" style="position:absolute;margin-left:0;margin-top:90.1pt;width:20.25pt;height:20.25pt;z-index:251677696;visibility:visible;mso-wrap-style:square;mso-width-percent:0;mso-height-percent:0;mso-wrap-distance-left:9pt;mso-wrap-distance-top:0;mso-wrap-distance-right:9pt;mso-wrap-distance-bottom:0;mso-position-horizontal:center;mso-position-horizontal-relative:margin;mso-position-vertical:absolute;mso-position-vertical-relative:text;mso-width-percent:0;mso-height-percent:0;mso-width-relative:margin;mso-height-relative:margin;v-text-anchor:middle" coordsize="257175,257175" o:spid="_x0000_s1026" fillcolor="red" strokecolor="#4579b8 [3044]" path="m34089,98344r64255,l98344,34089r60487,l158831,98344r64255,l223086,158831r-64255,l158831,223086r-60487,l98344,158831r-64255,l34089,98344xe" o:gfxdata="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" w14:anchorId="3075FBF4">
                 <v:shadow on="t" color="black" opacity="22937f" offset="0,.63889mm" origin=",.5"/>
@@ -13535,7 +13535,7 @@
               </wp:anchor>
             </w:drawing>
           </mc:Choice>
-          <mc:Fallback xmlns:a14="http://schemas.microsoft.com/office/drawing/2010/main" xmlns:dgm="http://schemas.openxmlformats.org/drawingml/2006/diagram" xmlns:pic="http://schemas.openxmlformats.org/drawingml/2006/picture" xmlns:a="http://schemas.openxmlformats.org/drawingml/2006/main">
+          <mc:Fallback xmlns:a="http://schemas.openxmlformats.org/drawingml/2006/main" xmlns:pic="http://schemas.openxmlformats.org/drawingml/2006/picture" xmlns:dgm="http://schemas.openxmlformats.org/drawingml/2006/diagram" xmlns:a14="http://schemas.microsoft.com/office/drawing/2010/main">
             <w:pict>
               <v:shape id="Signo más 24" style="position:absolute;margin-left:73.05pt;margin-top:138.1pt;width:20.25pt;height:20.25pt;z-index:251675648;visibility:visible;mso-wrap-style:square;mso-width-percent:0;mso-height-percent:0;mso-wrap-distance-left:9pt;mso-wrap-distance-top:0;mso-wrap-distance-right:9pt;mso-wrap-distance-bottom:0;mso-position-horizontal:absolute;mso-position-horizontal-relative:margin;mso-position-vertical:absolute;mso-position-vertical-relative:text;mso-width-percent:0;mso-height-percent:0;mso-width-relative:margin;mso-height-relative:margin;v-text-anchor:middle" coordsize="257175,257175" o:spid="_x0000_s1026" fillcolor="red" strokecolor="#4579b8 [3044]" path="m34089,98344r64255,l98344,34089r60487,l158831,98344r64255,l223086,158831r-64255,l158831,223086r-60487,l98344,158831r-64255,l34089,98344xe" o:gfxdata="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" w14:anchorId="04EB697C">
                 <v:shadow on="t" color="black" opacity="22937f" offset="0,.63889mm" origin=",.5"/>
@@ -13614,7 +13614,7 @@
               </wp:anchor>
             </w:drawing>
           </mc:Choice>
-          <mc:Fallback xmlns:a14="http://schemas.microsoft.com/office/drawing/2010/main" xmlns:dgm="http://schemas.openxmlformats.org/drawingml/2006/diagram" xmlns:pic="http://schemas.openxmlformats.org/drawingml/2006/picture" xmlns:a="http://schemas.openxmlformats.org/drawingml/2006/main">
+          <mc:Fallback xmlns:a="http://schemas.openxmlformats.org/drawingml/2006/main" xmlns:pic="http://schemas.openxmlformats.org/drawingml/2006/picture" xmlns:dgm="http://schemas.openxmlformats.org/drawingml/2006/diagram" xmlns:a14="http://schemas.microsoft.com/office/drawing/2010/main">
             <w:pict>
               <v:shape id="Signo más 23" style="position:absolute;margin-left:76.05pt;margin-top:15.85pt;width:20.25pt;height:20.25pt;z-index:251673600;visibility:visible;mso-wrap-style:square;mso-width-percent:0;mso-height-percent:0;mso-wrap-distance-left:9pt;mso-wrap-distance-top:0;mso-wrap-distance-right:9pt;mso-wrap-distance-bottom:0;mso-position-horizontal:absolute;mso-position-horizontal-relative:margin;mso-position-vertical:absolute;mso-position-vertical-relative:text;mso-width-percent:0;mso-height-percent:0;mso-width-relative:margin;mso-height-relative:margin;v-text-anchor:middle" coordsize="257175,257175" o:spid="_x0000_s1026" fillcolor="red" strokecolor="#4579b8 [3044]" path="m34089,98344r64255,l98344,34089r60487,l158831,98344r64255,l223086,158831r-64255,l158831,223086r-60487,l98344,158831r-64255,l34089,98344xe" o:gfxdata="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" w14:anchorId="4CDC57E5">
                 <v:shadow on="t" color="black" opacity="22937f" offset="0,.63889mm" origin=",.5"/>
@@ -13693,7 +13693,7 @@
               </wp:anchor>
             </w:drawing>
           </mc:Choice>
-          <mc:Fallback xmlns:a14="http://schemas.microsoft.com/office/drawing/2010/main" xmlns:dgm="http://schemas.openxmlformats.org/drawingml/2006/diagram" xmlns:pic="http://schemas.openxmlformats.org/drawingml/2006/picture" xmlns:a="http://schemas.openxmlformats.org/drawingml/2006/main">
+          <mc:Fallback xmlns:a="http://schemas.openxmlformats.org/drawingml/2006/main" xmlns:pic="http://schemas.openxmlformats.org/drawingml/2006/picture" xmlns:dgm="http://schemas.openxmlformats.org/drawingml/2006/diagram" xmlns:a14="http://schemas.microsoft.com/office/drawing/2010/main">
             <w:pict>
               <v:shape id="Signo más 22" style="position:absolute;margin-left:158.55pt;margin-top:56.35pt;width:20.25pt;height:20.25pt;z-index:251671552;visibility:visible;mso-wrap-style:square;mso-width-percent:0;mso-height-percent:0;mso-wrap-distance-left:9pt;mso-wrap-distance-top:0;mso-wrap-distance-right:9pt;mso-wrap-distance-bottom:0;mso-position-horizontal:absolute;mso-position-horizontal-relative:margin;mso-position-vertical:absolute;mso-position-vertical-relative:text;mso-width-percent:0;mso-height-percent:0;mso-width-relative:margin;mso-height-relative:margin;v-text-anchor:middle" coordsize="257175,257175" o:spid="_x0000_s1026" fillcolor="red" strokecolor="#4579b8 [3044]" path="m34089,98344r64255,l98344,34089r60487,l158831,98344r64255,l223086,158831r-64255,l158831,223086r-60487,l98344,158831r-64255,l34089,98344xe" o:gfxdata="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" w14:anchorId="60F4DB2B">
                 <v:shadow on="t" color="black" opacity="22937f" offset="0,.63889mm" origin=",.5"/>
@@ -13772,7 +13772,7 @@
               </wp:anchor>
             </w:drawing>
           </mc:Choice>
-          <mc:Fallback xmlns:a14="http://schemas.microsoft.com/office/drawing/2010/main" xmlns:dgm="http://schemas.openxmlformats.org/drawingml/2006/diagram" xmlns:pic="http://schemas.openxmlformats.org/drawingml/2006/picture" xmlns:a="http://schemas.openxmlformats.org/drawingml/2006/main">
+          <mc:Fallback xmlns:a="http://schemas.openxmlformats.org/drawingml/2006/main" xmlns:pic="http://schemas.openxmlformats.org/drawingml/2006/picture" xmlns:dgm="http://schemas.openxmlformats.org/drawingml/2006/diagram" xmlns:a14="http://schemas.microsoft.com/office/drawing/2010/main">
             <w:pict>
               <v:shape id="Signo más 21" style="position:absolute;margin-left:85.05pt;margin-top:44.35pt;width:20.25pt;height:20.25pt;z-index:251669504;visibility:visible;mso-wrap-style:square;mso-width-percent:0;mso-height-percent:0;mso-wrap-distance-left:9pt;mso-wrap-distance-top:0;mso-wrap-distance-right:9pt;mso-wrap-distance-bottom:0;mso-position-horizontal:absolute;mso-position-horizontal-relative:margin;mso-position-vertical:absolute;mso-position-vertical-relative:text;mso-width-percent:0;mso-height-percent:0;mso-width-relative:margin;mso-height-relative:margin;v-text-anchor:middle" coordsize="257175,257175" o:spid="_x0000_s1026" fillcolor="red" strokecolor="#4579b8 [3044]" path="m34089,98344r64255,l98344,34089r60487,l158831,98344r64255,l223086,158831r-64255,l158831,223086r-60487,l98344,158831r-64255,l34089,98344xe" o:gfxdata="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" w14:anchorId="5A29D7A1">
                 <v:shadow on="t" color="black" opacity="22937f" offset="0,.63889mm" origin=",.5"/>
@@ -13851,7 +13851,7 @@
               </wp:anchor>
             </w:drawing>
           </mc:Choice>
-          <mc:Fallback xmlns:a14="http://schemas.microsoft.com/office/drawing/2010/main" xmlns:dgm="http://schemas.openxmlformats.org/drawingml/2006/diagram" xmlns:pic="http://schemas.openxmlformats.org/drawingml/2006/picture" xmlns:a="http://schemas.openxmlformats.org/drawingml/2006/main">
+          <mc:Fallback xmlns:a="http://schemas.openxmlformats.org/drawingml/2006/main" xmlns:pic="http://schemas.openxmlformats.org/drawingml/2006/picture" xmlns:dgm="http://schemas.openxmlformats.org/drawingml/2006/diagram" xmlns:a14="http://schemas.microsoft.com/office/drawing/2010/main">
             <w:pict>
               <v:shape id="Signo más 20" style="position:absolute;margin-left:396.75pt;margin-top:14.2pt;width:20.25pt;height:20.25pt;z-index:251667456;visibility:visible;mso-wrap-style:square;mso-width-percent:0;mso-height-percent:0;mso-wrap-distance-left:9pt;mso-wrap-distance-top:0;mso-wrap-distance-right:9pt;mso-wrap-distance-bottom:0;mso-position-horizontal:absolute;mso-position-horizontal-relative:margin;mso-position-vertical:absolute;mso-position-vertical-relative:text;mso-width-percent:0;mso-height-percent:0;mso-width-relative:margin;mso-height-relative:margin;v-text-anchor:middle" coordsize="257175,257175" o:spid="_x0000_s1026" fillcolor="red" strokecolor="#4579b8 [3044]" path="m34089,98344r64255,l98344,34089r60487,l158831,98344r64255,l223086,158831r-64255,l158831,223086r-60487,l98344,158831r-64255,l34089,98344xe" o:gfxdata="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" w14:anchorId="4ACCBF29">
                 <v:shadow on="t" color="black" opacity="22937f" offset="0,.63889mm" origin=",.5"/>
@@ -19826,7 +19826,7 @@
               </wp:anchor>
             </w:drawing>
           </mc:Choice>
-          <mc:Fallback xmlns:a14="http://schemas.microsoft.com/office/drawing/2010/main" xmlns:dgm="http://schemas.openxmlformats.org/drawingml/2006/diagram" xmlns:pic="http://schemas.openxmlformats.org/drawingml/2006/picture" xmlns:a="http://schemas.openxmlformats.org/drawingml/2006/main">
+          <mc:Fallback xmlns:a="http://schemas.openxmlformats.org/drawingml/2006/main" xmlns:pic="http://schemas.openxmlformats.org/drawingml/2006/picture" xmlns:dgm="http://schemas.openxmlformats.org/drawingml/2006/diagram" xmlns:a14="http://schemas.microsoft.com/office/drawing/2010/main">
             <w:pict>
               <v:shape id="Signo más 17" style="position:absolute;margin-left:0;margin-top:147.85pt;width:20.25pt;height:20.25pt;z-index:251665408;visibility:visible;mso-wrap-style:square;mso-width-percent:0;mso-height-percent:0;mso-wrap-distance-left:9pt;mso-wrap-distance-top:0;mso-wrap-distance-right:9pt;mso-wrap-distance-bottom:0;mso-position-horizontal:center;mso-position-horizontal-relative:margin;mso-position-vertical:absolute;mso-position-vertical-relative:text;mso-width-percent:0;mso-height-percent:0;mso-width-relative:margin;mso-height-relative:margin;v-text-anchor:middle" coordsize="257175,257175" o:spid="_x0000_s1026" fillcolor="red" strokecolor="#4579b8 [3044]" path="m34089,98344r64255,l98344,34089r60487,l158831,98344r64255,l223086,158831r-64255,l158831,223086r-60487,l98344,158831r-64255,l34089,98344xe" o:gfxdata="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" w14:anchorId="3D4670E3">
                 <v:shadow on="t" color="black" opacity="22937f" offset="0,.63889mm" origin=",.5"/>
@@ -19905,7 +19905,7 @@
               </wp:anchor>
             </w:drawing>
           </mc:Choice>
-          <mc:Fallback xmlns:a14="http://schemas.microsoft.com/office/drawing/2010/main" xmlns:dgm="http://schemas.openxmlformats.org/drawingml/2006/diagram" xmlns:pic="http://schemas.openxmlformats.org/drawingml/2006/picture" xmlns:a="http://schemas.openxmlformats.org/drawingml/2006/main">
+          <mc:Fallback xmlns:a="http://schemas.openxmlformats.org/drawingml/2006/main" xmlns:pic="http://schemas.openxmlformats.org/drawingml/2006/picture" xmlns:dgm="http://schemas.openxmlformats.org/drawingml/2006/diagram" xmlns:a14="http://schemas.microsoft.com/office/drawing/2010/main">
             <w:pict>
               <v:shape id="Signo más 16" style="position:absolute;margin-left:196.8pt;margin-top:147.85pt;width:20.25pt;height:20.25pt;z-index:251663360;visibility:visible;mso-wrap-style:square;mso-width-percent:0;mso-height-percent:0;mso-wrap-distance-left:9pt;mso-wrap-distance-top:0;mso-wrap-distance-right:9pt;mso-wrap-distance-bottom:0;mso-position-horizontal:absolute;mso-position-horizontal-relative:margin;mso-position-vertical:absolute;mso-position-vertical-relative:text;mso-width-percent:0;mso-height-percent:0;mso-width-relative:margin;mso-height-relative:margin;v-text-anchor:middle" coordsize="257175,257175" o:spid="_x0000_s1026" fillcolor="red" strokecolor="#4579b8 [3044]" path="m34089,98344r64255,l98344,34089r60487,l158831,98344r64255,l223086,158831r-64255,l158831,223086r-60487,l98344,158831r-64255,l34089,98344xe" o:gfxdata="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" w14:anchorId="2315967E">
                 <v:shadow on="t" color="black" opacity="22937f" offset="0,.63889mm" origin=",.5"/>
@@ -19984,7 +19984,7 @@
               </wp:anchor>
             </w:drawing>
           </mc:Choice>
-          <mc:Fallback xmlns:a14="http://schemas.microsoft.com/office/drawing/2010/main" xmlns:dgm="http://schemas.openxmlformats.org/drawingml/2006/diagram" xmlns:pic="http://schemas.openxmlformats.org/drawingml/2006/picture" xmlns:a="http://schemas.openxmlformats.org/drawingml/2006/main">
+          <mc:Fallback xmlns:a="http://schemas.openxmlformats.org/drawingml/2006/main" xmlns:pic="http://schemas.openxmlformats.org/drawingml/2006/picture" xmlns:dgm="http://schemas.openxmlformats.org/drawingml/2006/diagram" xmlns:a14="http://schemas.microsoft.com/office/drawing/2010/main">
             <w:pict>
               <v:shape id="Signo más 15" style="position:absolute;margin-left:0;margin-top:191.35pt;width:20.25pt;height:20.25pt;z-index:251661312;visibility:visible;mso-wrap-style:square;mso-width-percent:0;mso-height-percent:0;mso-wrap-distance-left:9pt;mso-wrap-distance-top:0;mso-wrap-distance-right:9pt;mso-wrap-distance-bottom:0;mso-position-horizontal:center;mso-position-horizontal-relative:margin;mso-position-vertical:absolute;mso-position-vertical-relative:text;mso-width-percent:0;mso-height-percent:0;mso-width-relative:margin;mso-height-relative:margin;v-text-anchor:middle" coordsize="257175,257175" o:spid="_x0000_s1026" fillcolor="red" strokecolor="#4579b8 [3044]" path="m34089,98344r64255,l98344,34089r60487,l158831,98344r64255,l223086,158831r-64255,l158831,223086r-60487,l98344,158831r-64255,l34089,98344xe" o:gfxdata="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" w14:anchorId="7857D8E0">
                 <v:shadow on="t" color="black" opacity="22937f" offset="0,.63889mm" origin=",.5"/>
@@ -20063,7 +20063,7 @@
               </wp:anchor>
             </w:drawing>
           </mc:Choice>
-          <mc:Fallback xmlns:a14="http://schemas.microsoft.com/office/drawing/2010/main" xmlns:dgm="http://schemas.openxmlformats.org/drawingml/2006/diagram" xmlns:pic="http://schemas.openxmlformats.org/drawingml/2006/picture" xmlns:a="http://schemas.openxmlformats.org/drawingml/2006/main">
+          <mc:Fallback xmlns:a="http://schemas.openxmlformats.org/drawingml/2006/main" xmlns:pic="http://schemas.openxmlformats.org/drawingml/2006/picture" xmlns:dgm="http://schemas.openxmlformats.org/drawingml/2006/diagram" xmlns:a14="http://schemas.microsoft.com/office/drawing/2010/main">
             <w:pict>
               <v:shape id="Signo más 14" style="position:absolute;margin-left:236.55pt;margin-top:102.1pt;width:20.25pt;height:20.25pt;z-index:251659264;visibility:visible;mso-wrap-style:square;mso-width-percent:0;mso-height-percent:0;mso-wrap-distance-left:9pt;mso-wrap-distance-top:0;mso-wrap-distance-right:9pt;mso-wrap-distance-bottom:0;mso-position-horizontal:absolute;mso-position-horizontal-relative:margin;mso-position-vertical:absolute;mso-position-vertical-relative:text;mso-width-percent:0;mso-height-percent:0;mso-width-relative:margin;mso-height-relative:margin;v-text-anchor:middle" coordsize="257175,257175" o:spid="_x0000_s1026" fillcolor="red" strokecolor="#4579b8 [3044]" path="m34089,98344r64255,l98344,34089r60487,l158831,98344r64255,l223086,158831r-64255,l158831,223086r-60487,l98344,158831r-64255,l34089,98344xe" o:gfxdata="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" w14:anchorId="70CAD328">
                 <v:shadow on="t" color="black" opacity="22937f" offset="0,.63889mm" origin=",.5"/>
@@ -25989,7 +25989,7 @@
           <w:szCs w:val="20"/>
           <w:lang w:val="es-ES_tradnl" w:eastAsia="es-CO"/>
         </w:rPr>
-        <w:t>Frutiger, A. (2012). </w:t>
+        <w:t>De Sousa, J. M. (2001). </w:t>
       </w:r>
       <w:r>
         <w:rPr>
@@ -26002,7 +26002,7 @@
           <w:szCs w:val="20"/>
           <w:lang w:val="es-ES_tradnl" w:eastAsia="es-CO"/>
         </w:rPr>
-        <w:t>El libro de la tipografía</w:t>
+        <w:t>Manual de estilo de la lengua española</w:t>
       </w:r>
       <w:r>
         <w:rPr>
@@ -26013,7 +26013,7 @@
           <w:szCs w:val="20"/>
           <w:lang w:val="es-ES_tradnl" w:eastAsia="es-CO"/>
         </w:rPr>
-        <w:t>. Editorial GG.</w:t>
+        <w:t> (Vol. 38). Ediciones Trea.</w:t>
       </w:r>
     </w:p>
     <w:p>
@@ -26062,7 +26062,7 @@
           <w:spacing w:val="2"/>
           <w:sz w:val="20"/>
           <w:szCs w:val="20"/>
-          <w:lang w:val="es-ES" w:eastAsia="es-CO"/>
+          <w:lang w:val="es-ES_tradnl" w:eastAsia="es-CO"/>
         </w:rPr>
       </w:pPr>
       <w:r>
@@ -26072,11 +26072,10 @@
           <w:spacing w:val="2"/>
           <w:sz w:val="20"/>
           <w:szCs w:val="20"/>
-          <w:lang w:val="es-ES" w:eastAsia="es-CO"/>
-        </w:rPr>
-        <w:t>García-Peñalvo, F. J. (2017). Ecosistemas tecnológicos universitarios. </w:t>
-      </w:r>
-      <w:proofErr w:type="spellStart"/>
+          <w:lang w:val="es-ES_tradnl" w:eastAsia="es-CO"/>
+        </w:rPr>
+        <w:t>Frutiger, A. (2012). </w:t>
+      </w:r>
       <w:r>
         <w:rPr>
           <w:rFonts w:eastAsia="Times New Roman"/>
@@ -26086,11 +26085,10 @@
           <w:spacing w:val="2"/>
           <w:sz w:val="20"/>
           <w:szCs w:val="20"/>
-          <w:lang w:val="es-ES" w:eastAsia="es-CO"/>
-        </w:rPr>
-        <w:t>UnIVERSITIC</w:t>
-      </w:r>
-      <w:proofErr w:type="spellEnd"/>
+          <w:lang w:val="es-ES_tradnl" w:eastAsia="es-CO"/>
+        </w:rPr>
+        <w:t>El libro de la tipografía</w:t>
+      </w:r>
       <w:r>
         <w:rPr>
           <w:rFonts w:eastAsia="Times New Roman"/>
@@ -26098,33 +26096,9 @@
           <w:spacing w:val="2"/>
           <w:sz w:val="20"/>
           <w:szCs w:val="20"/>
-          <w:lang w:val="es-ES" w:eastAsia="es-CO"/>
-        </w:rPr>
-        <w:t>, </w:t>
-      </w:r>
-      <w:r>
-        <w:rPr>
-          <w:rFonts w:eastAsia="Times New Roman"/>
-          <w:i/>
-          <w:iCs/>
-          <w:color w:val="000000" w:themeColor="text1"/>
-          <w:spacing w:val="2"/>
-          <w:sz w:val="20"/>
-          <w:szCs w:val="20"/>
-          <w:lang w:val="es-ES" w:eastAsia="es-CO"/>
-        </w:rPr>
-        <w:t>28</w:t>
-      </w:r>
-      <w:r>
-        <w:rPr>
-          <w:rFonts w:eastAsia="Times New Roman"/>
-          <w:color w:val="000000" w:themeColor="text1"/>
-          <w:spacing w:val="2"/>
-          <w:sz w:val="20"/>
-          <w:szCs w:val="20"/>
-          <w:lang w:val="es-ES" w:eastAsia="es-CO"/>
-        </w:rPr>
-        <w:t>, 164-170.</w:t>
+          <w:lang w:val="es-ES_tradnl" w:eastAsia="es-CO"/>
+        </w:rPr>
+        <w:t>. Editorial GG.</w:t>
       </w:r>
     </w:p>
     <w:p>
@@ -26173,7 +26147,7 @@
           <w:spacing w:val="2"/>
           <w:sz w:val="20"/>
           <w:szCs w:val="20"/>
-          <w:lang w:val="es-ES_tradnl" w:eastAsia="es-CO"/>
+          <w:lang w:val="es-ES" w:eastAsia="es-CO"/>
         </w:rPr>
       </w:pPr>
       <w:r>
@@ -26183,10 +26157,11 @@
           <w:spacing w:val="2"/>
           <w:sz w:val="20"/>
           <w:szCs w:val="20"/>
-          <w:lang w:val="es-ES_tradnl" w:eastAsia="es-CO"/>
-        </w:rPr>
-        <w:t>De Sousa, J. M. (2001). </w:t>
-      </w:r>
+          <w:lang w:val="es-ES" w:eastAsia="es-CO"/>
+        </w:rPr>
+        <w:t>García-Peñalvo, F. J. (2017). Ecosistemas tecnológicos universitarios. </w:t>
+      </w:r>
+      <w:proofErr w:type="spellStart"/>
       <w:r>
         <w:rPr>
           <w:rFonts w:eastAsia="Times New Roman"/>
@@ -26196,10 +26171,11 @@
           <w:spacing w:val="2"/>
           <w:sz w:val="20"/>
           <w:szCs w:val="20"/>
-          <w:lang w:val="es-ES_tradnl" w:eastAsia="es-CO"/>
-        </w:rPr>
-        <w:t>Manual de estilo de la lengua española</w:t>
-      </w:r>
+          <w:lang w:val="es-ES" w:eastAsia="es-CO"/>
+        </w:rPr>
+        <w:t>UnIVERSITIC</w:t>
+      </w:r>
+      <w:proofErr w:type="spellEnd"/>
       <w:r>
         <w:rPr>
           <w:rFonts w:eastAsia="Times New Roman"/>
@@ -26207,10 +26183,59 @@
           <w:spacing w:val="2"/>
           <w:sz w:val="20"/>
           <w:szCs w:val="20"/>
+          <w:lang w:val="es-ES" w:eastAsia="es-CO"/>
+        </w:rPr>
+        <w:t>, </w:t>
+      </w:r>
+      <w:r>
+        <w:rPr>
+          <w:rFonts w:eastAsia="Times New Roman"/>
+          <w:i/>
+          <w:iCs/>
+          <w:color w:val="000000" w:themeColor="text1"/>
+          <w:spacing w:val="2"/>
+          <w:sz w:val="20"/>
+          <w:szCs w:val="20"/>
+          <w:lang w:val="es-ES" w:eastAsia="es-CO"/>
+        </w:rPr>
+        <w:t>28</w:t>
+      </w:r>
+      <w:r>
+        <w:rPr>
+          <w:rFonts w:eastAsia="Times New Roman"/>
+          <w:color w:val="000000" w:themeColor="text1"/>
+          <w:spacing w:val="2"/>
+          <w:sz w:val="20"/>
+          <w:szCs w:val="20"/>
+          <w:lang w:val="es-ES" w:eastAsia="es-CO"/>
+        </w:rPr>
+        <w:t>, 164-170.</w:t>
+      </w:r>
+    </w:p>
+    <w:p>
+      <w:pPr>
+        <w:pStyle w:val="Normal0"/>
+        <w:pBdr>
+          <w:top w:val="nil"/>
+          <w:left w:val="nil"/>
+          <w:bottom w:val="nil"/>
+          <w:right w:val="nil"/>
+          <w:between w:val="nil"/>
+        </w:pBdr>
+        <w:spacing w:line="360" w:lineRule="auto"/>
+        <w:ind w:left="720" w:hanging="720"/>
+        <w:contextualSpacing/>
+        <w:mirrorIndents/>
+        <w:jc w:val="both"/>
+        <w:rPr>
+          <w:rFonts w:eastAsia="Times New Roman"/>
+          <w:color w:val="000000" w:themeColor="text1"/>
+          <w:spacing w:val="2"/>
+          <w:sz w:val="20"/>
+          <w:szCs w:val="20"/>
           <w:lang w:val="es-ES_tradnl" w:eastAsia="es-CO"/>
         </w:rPr>
-        <w:t> (Vol. 38). Ediciones Trea.</w:t>
-      </w:r>
+      </w:pPr>
     </w:p>
     <w:p>
       <w:pPr>
@@ -26289,7 +26314,6 @@
           <w:szCs w:val="20"/>
           <w:lang w:val="es-ES_tradnl"/>
         </w:rPr>
-        <w:lastRenderedPageBreak/>
         <w:t>CONTROL DEL DOCUMENTO</w:t>
       </w:r>
     </w:p>
@@ -51107,32 +51131,14 @@
 </file>
 
 <file path=customXml/item1.xml><?xml version="1.0" encoding="utf-8"?>
-<?mso-contentType ?>
-<FormTemplates xmlns="http://schemas.microsoft.com/sharepoint/v3/contenttype/forms">
-  <Display>DocumentLibraryForm</Display>
-  <Edit>DocumentLibraryForm</Edit>
-  <New>DocumentLibraryForm</New>
-</FormTemplates>
+<go:gDocsCustomXmlDataStorage xmlns:go="http://customooxmlschemas.google.com/" xmlns:r="http://schemas.openxmlformats.org/officeDocument/2006/relationships">
+  <go:docsCustomData xmlns:go="http://customooxmlschemas.google.com/" roundtripDataSignature="AMtx7mh3w1sXrKwdjzYCxjbwPkf7wsIk5w==">AMUW2mWhRc/xLonLdtoI8dz4BVu2GREgE7++Eme5Ko+W5/2G+QfXPKxV7NwLPPaJ77IM2LrlHDguxVZnDKcg4iQIvJIe+zJ9DBWjUaWFI+z0k4HbdiCFsJo=</go:docsCustomData>
+</go:gDocsCustomXmlDataStorage>
 </file>
 
 <file path=customXml/item2.xml><?xml version="1.0" encoding="utf-8"?>
-<p:properties xmlns:p="http://schemas.microsoft.com/office/2006/metadata/properties" xmlns:xsi="http://www.w3.org/2001/XMLSchema-instance" xmlns:pc="http://schemas.microsoft.com/office/infopath/2007/PartnerControls">
-  <documentManagement>
-    <TaxCatchAll xmlns="2c0ff4f8-6664-4eb8-8bb0-965f2536cb1b" xsi:nil="true"/>
-    <lcf76f155ced4ddcb4097134ff3c332f xmlns="2b6b437a-5846-4934-ac66-7de06297595b">
-      <Terms xmlns="http://schemas.microsoft.com/office/infopath/2007/PartnerControls"/>
-    </lcf76f155ced4ddcb4097134ff3c332f>
-  </documentManagement>
-</p:properties>
-</file>
-
-<file path=customXml/item3.xml><?xml version="1.0" encoding="utf-8"?>
-<b:Sources xmlns:b="http://schemas.openxmlformats.org/officeDocument/2006/bibliography" xmlns="http://schemas.openxmlformats.org/officeDocument/2006/bibliography" SelectedStyle="\APASixthEditionOfficeOnline.xsl" StyleName="APA" Version="6"/>
-</file>
-
-<file path=customXml/item4.xml><?xml version="1.0" encoding="utf-8"?>
-<ct:contentTypeSchema xmlns:ct="http://schemas.microsoft.com/office/2006/metadata/contentType" xmlns:ma="http://schemas.microsoft.com/office/2006/metadata/properties/metaAttributes" ct:_="" ma:_="" ma:contentTypeName="Documento" ma:contentTypeID="0x010100FD531872C7CE554584EF00C37E403D8B" ma:contentTypeVersion="11" ma:contentTypeDescription="Crear nuevo documento." ma:contentTypeScope="" ma:versionID="4d68dff5f0af2e06d66d0a41cb2d734b">
-  <xsd:schema xmlns:xsd="http://www.w3.org/2001/XMLSchema" xmlns:xs="http://www.w3.org/2001/XMLSchema" xmlns:p="http://schemas.microsoft.com/office/2006/metadata/properties" xmlns:ns2="2b6b437a-5846-4934-ac66-7de06297595b" xmlns:ns3="2c0ff4f8-6664-4eb8-8bb0-965f2536cb1b" targetNamespace="http://schemas.microsoft.com/office/2006/metadata/properties" ma:root="true" ma:fieldsID="a226e700be7ccbb404083af0ef816ec1" ns2:_="" ns3:_="">
+<ct:contentTypeSchema xmlns:ct="http://schemas.microsoft.com/office/2006/metadata/contentType" xmlns:ma="http://schemas.microsoft.com/office/2006/metadata/properties/metaAttributes" ct:_="" ma:_="" ma:contentTypeName="Documento" ma:contentTypeID="0x010100FD531872C7CE554584EF00C37E403D8B" ma:contentTypeVersion="11" ma:contentTypeDescription="Crear nuevo documento." ma:contentTypeScope="" ma:versionID="993aee2fed5486971aaf8676a32a9219">
+  <xsd:schema xmlns:xsd="http://www.w3.org/2001/XMLSchema" xmlns:xs="http://www.w3.org/2001/XMLSchema" xmlns:p="http://schemas.microsoft.com/office/2006/metadata/properties" xmlns:ns2="2b6b437a-5846-4934-ac66-7de06297595b" xmlns:ns3="2c0ff4f8-6664-4eb8-8bb0-965f2536cb1b" targetNamespace="http://schemas.microsoft.com/office/2006/metadata/properties" ma:root="true" ma:fieldsID="984e14a5a4163c5216bf118b0f6dc480" ns2:_="" ns3:_="">
     <xsd:import namespace="2b6b437a-5846-4934-ac66-7de06297595b"/>
     <xsd:import namespace="2c0ff4f8-6664-4eb8-8bb0-965f2536cb1b"/>
     <xsd:element name="properties">
@@ -51325,29 +51331,41 @@
 </ct:contentTypeSchema>
 </file>
 
+<file path=customXml/item3.xml><?xml version="1.0" encoding="utf-8"?>
+<b:Sources xmlns:b="http://schemas.openxmlformats.org/officeDocument/2006/bibliography" xmlns="http://schemas.openxmlformats.org/officeDocument/2006/bibliography" SelectedStyle="\APASixthEditionOfficeOnline.xsl" StyleName="APA" Version="6"/>
+</file>
+
+<file path=customXml/item4.xml><?xml version="1.0" encoding="utf-8"?>
+<?mso-contentType ?>
+<FormTemplates xmlns="http://schemas.microsoft.com/sharepoint/v3/contenttype/forms">
+  <Display>DocumentLibraryForm</Display>
+  <Edit>DocumentLibraryForm</Edit>
+  <New>DocumentLibraryForm</New>
+</FormTemplates>
+</file>
+
 <file path=customXml/item5.xml><?xml version="1.0" encoding="utf-8"?>
-<go:gDocsCustomXmlDataStorage xmlns:go="http://customooxmlschemas.google.com/" xmlns:r="http://schemas.openxmlformats.org/officeDocument/2006/relationships">
-  <go:docsCustomData xmlns:go="http://customooxmlschemas.google.com/" roundtripDataSignature="AMtx7mh3w1sXrKwdjzYCxjbwPkf7wsIk5w==">AMUW2mWhRc/xLonLdtoI8dz4BVu2GREgE7++Eme5Ko+W5/2G+QfXPKxV7NwLPPaJ77IM2LrlHDguxVZnDKcg4iQIvJIe+zJ9DBWjUaWFI+z0k4HbdiCFsJo=</go:docsCustomData>
-</go:gDocsCustomXmlDataStorage>
+<p:properties xmlns:p="http://schemas.microsoft.com/office/2006/metadata/properties" xmlns:xsi="http://www.w3.org/2001/XMLSchema-instance" xmlns:pc="http://schemas.microsoft.com/office/infopath/2007/PartnerControls">
+  <documentManagement>
+    <TaxCatchAll xmlns="2c0ff4f8-6664-4eb8-8bb0-965f2536cb1b" xsi:nil="true"/>
+    <lcf76f155ced4ddcb4097134ff3c332f xmlns="2b6b437a-5846-4934-ac66-7de06297595b">
+      <Terms xmlns="http://schemas.microsoft.com/office/infopath/2007/PartnerControls"/>
+    </lcf76f155ced4ddcb4097134ff3c332f>
+  </documentManagement>
+</p:properties>
 </file>
 
 <file path=customXml/itemProps1.xml><?xml version="1.0" encoding="utf-8"?>
-<ds:datastoreItem xmlns:ds="http://schemas.openxmlformats.org/officeDocument/2006/customXml" ds:itemID="{83102ECF-E44F-4F73-A78F-FE313D1BFB9A}">
+<ds:datastoreItem xmlns:ds="http://schemas.openxmlformats.org/officeDocument/2006/customXml" ds:itemID="{11111111-1234-1234-1234-123412341234}">
   <ds:schemaRefs>
-    <ds:schemaRef ds:uri="http://schemas.microsoft.com/sharepoint/v3/contenttype/forms"/>
+    <ds:schemaRef ds:uri="http://customooxmlschemas.google.com/"/>
+    <ds:schemaRef ds:uri="http://schemas.openxmlformats.org/officeDocument/2006/relationships"/>
   </ds:schemaRefs>
 </ds:datastoreItem>
 </file>
 
 <file path=customXml/itemProps2.xml><?xml version="1.0" encoding="utf-8"?>
-<ds:datastoreItem xmlns:ds="http://schemas.openxmlformats.org/officeDocument/2006/customXml" ds:itemID="{9D9B1A75-0210-4935-8179-95DF20A26AD1}">
-  <ds:schemaRefs>
-    <ds:schemaRef ds:uri="http://schemas.microsoft.com/office/2006/metadata/properties"/>
-    <ds:schemaRef ds:uri="http://schemas.microsoft.com/office/infopath/2007/PartnerControls"/>
-    <ds:schemaRef ds:uri="2c0ff4f8-6664-4eb8-8bb0-965f2536cb1b"/>
-    <ds:schemaRef ds:uri="2b6b437a-5846-4934-ac66-7de06297595b"/>
-  </ds:schemaRefs>
-</ds:datastoreItem>
+<ds:datastoreItem xmlns:ds="http://schemas.openxmlformats.org/officeDocument/2006/customXml" ds:itemID="{C13C7250-52DB-4F24-8F0E-41715FA2B4B6}"/>
 </file>
 
 <file path=customXml/itemProps3.xml><?xml version="1.0" encoding="utf-8"?>
@@ -51359,29 +51377,20 @@
 </file>
 
 <file path=customXml/itemProps4.xml><?xml version="1.0" encoding="utf-8"?>
-<ds:datastoreItem xmlns:ds="http://schemas.openxmlformats.org/officeDocument/2006/customXml" ds:itemID="{A84C8243-D31F-4D58-8DD4-7A5559D57FD3}">
+<ds:datastoreItem xmlns:ds="http://schemas.openxmlformats.org/officeDocument/2006/customXml" ds:itemID="{83102ECF-E44F-4F73-A78F-FE313D1BFB9A}">
   <ds:schemaRefs>
-    <ds:schemaRef ds:uri="http://schemas.microsoft.com/office/2006/metadata/contentType"/>
-    <ds:schemaRef ds:uri="http://schemas.microsoft.com/office/2006/metadata/properties/metaAttributes"/>
-    <ds:schemaRef ds:uri="http://www.w3.org/2001/XMLSchema"/>
-    <ds:schemaRef ds:uri="http://schemas.microsoft.com/office/2006/metadata/properties"/>
-    <ds:schemaRef ds:uri="2b6b437a-5846-4934-ac66-7de06297595b"/>
-    <ds:schemaRef ds:uri="2c0ff4f8-6664-4eb8-8bb0-965f2536cb1b"/>
-    <ds:schemaRef ds:uri="http://schemas.microsoft.com/office/2006/documentManagement/types"/>
-    <ds:schemaRef ds:uri="http://schemas.microsoft.com/office/infopath/2007/PartnerControls"/>
-    <ds:schemaRef ds:uri="http://schemas.openxmlformats.org/package/2006/metadata/core-properties"/>
-    <ds:schemaRef ds:uri="http://purl.org/dc/elements/1.1/"/>
-    <ds:schemaRef ds:uri="http://purl.org/dc/terms/"/>
-    <ds:schemaRef ds:uri="http://schemas.microsoft.com/internal/obd"/>
+    <ds:schemaRef ds:uri="http://schemas.microsoft.com/sharepoint/v3/contenttype/forms"/>
   </ds:schemaRefs>
 </ds:datastoreItem>
 </file>
 
 <file path=customXml/itemProps5.xml><?xml version="1.0" encoding="utf-8"?>
-<ds:datastoreItem xmlns:ds="http://schemas.openxmlformats.org/officeDocument/2006/customXml" ds:itemID="{11111111-1234-1234-1234-123412341234}">
+<ds:datastoreItem xmlns:ds="http://schemas.openxmlformats.org/officeDocument/2006/customXml" ds:itemID="{9D9B1A75-0210-4935-8179-95DF20A26AD1}">
   <ds:schemaRefs>
-    <ds:schemaRef ds:uri="http://customooxmlschemas.google.com/"/>
-    <ds:schemaRef ds:uri="http://schemas.openxmlformats.org/officeDocument/2006/relationships"/>
+    <ds:schemaRef ds:uri="http://schemas.microsoft.com/office/2006/metadata/properties"/>
+    <ds:schemaRef ds:uri="http://schemas.microsoft.com/office/infopath/2007/PartnerControls"/>
+    <ds:schemaRef ds:uri="2c0ff4f8-6664-4eb8-8bb0-965f2536cb1b"/>
+    <ds:schemaRef ds:uri="2b6b437a-5846-4934-ac66-7de06297595b"/>
   </ds:schemaRefs>
 </ds:datastoreItem>
 </file>
--- a/fuentes/CF_01_13410565.docx
+++ b/fuentes/CF_01_13410565.docx
@@ -2383,7 +2383,7 @@
         </w:rPr>
       </w:pPr>
     </w:p>
-    <w:p w14:noSpellErr="1">
+    <w:p>
       <w:pPr>
         <w:pStyle w:val="Normal0"/>
         <w:pBdr>
@@ -2414,23 +2414,7 @@
           <w:szCs w:val="20"/>
           <w:lang w:val="es-ES"/>
         </w:rPr>
-        <w:t xml:space="preserve">n el entorno profesional y académico la creación de documentos va más allá de la simple escritura. La forma en que la información se </w:t>
-      </w:r>
-      <w:r>
-        <w:rPr>
-          <w:sz w:val="20"/>
-          <w:szCs w:val="20"/>
-          <w:lang w:val="es-ES"/>
-        </w:rPr>
-        <w:t>presenta,</w:t>
-      </w:r>
-      <w:r>
-        <w:rPr>
-          <w:sz w:val="20"/>
-          <w:szCs w:val="20"/>
-          <w:lang w:val="es-ES"/>
-        </w:rPr>
-        <w:t xml:space="preserve"> se </w:t>
+        <w:t xml:space="preserve">n el entorno profesional y académico la creación de documentos va más allá de la simple escritura. La forma en que la información se presenta, se </w:t>
       </w:r>
       <w:r>
         <w:rPr>
@@ -4362,25 +4346,7 @@
           <w:szCs w:val="20"/>
           <w:lang w:val="es-ES"/>
         </w:rPr>
-        <w:t xml:space="preserve"> Microsoft Word es el estándar predominante en entornos corporativos y académicos. Adicionalmente, existen algunas alternativas de código abierto como puede ser LibreOffice </w:t>
-      </w:r>
-      <w:proofErr w:type="spellStart"/>
-      <w:r>
-        <w:rPr>
-          <w:sz w:val="20"/>
-          <w:szCs w:val="20"/>
-          <w:lang w:val="es-ES"/>
-        </w:rPr>
-        <w:t>Writer</w:t>
-      </w:r>
-      <w:proofErr w:type="spellEnd"/>
-      <w:r>
-        <w:rPr>
-          <w:sz w:val="20"/>
-          <w:szCs w:val="20"/>
-          <w:lang w:val="es-ES"/>
-        </w:rPr>
-        <w:t xml:space="preserve"> que ofrece capacidades similares.</w:t>
+        <w:t xml:space="preserve"> Microsoft Word es el estándar predominante en entornos corporativos y académicos. Adicionalmente, existen algunas alternativas de código abierto como puede ser LibreOffice Writer que ofrece capacidades similares.</w:t>
       </w:r>
     </w:p>
     <w:p>
@@ -4442,25 +4408,7 @@
           <w:szCs w:val="20"/>
           <w:lang w:val="es-ES"/>
         </w:rPr>
-        <w:t xml:space="preserve">Google </w:t>
-      </w:r>
-      <w:proofErr w:type="spellStart"/>
-      <w:r>
-        <w:rPr>
-          <w:sz w:val="20"/>
-          <w:szCs w:val="20"/>
-          <w:lang w:val="es-ES"/>
-        </w:rPr>
-        <w:t>Docs</w:t>
-      </w:r>
-      <w:proofErr w:type="spellEnd"/>
-      <w:r>
-        <w:rPr>
-          <w:sz w:val="20"/>
-          <w:szCs w:val="20"/>
-          <w:lang w:val="es-ES"/>
-        </w:rPr>
-        <w:t xml:space="preserve"> ha popularizado este modelo, permitiendo la creación y edición de documentos directamente desde el navegador </w:t>
+        <w:t xml:space="preserve">Google Docs ha popularizado este modelo, permitiendo la creación y edición de documentos directamente desde el navegador </w:t>
       </w:r>
       <w:r>
         <w:rPr>
@@ -4566,25 +4514,7 @@
           <w:szCs w:val="20"/>
           <w:lang w:val="es-ES"/>
         </w:rPr>
-        <w:t xml:space="preserve">xisten herramientas diseñadas para necesidades específicas, como LaTeX para documentos científicos y técnicos con alta complejidad matemática o </w:t>
-      </w:r>
-      <w:proofErr w:type="spellStart"/>
-      <w:r>
-        <w:rPr>
-          <w:sz w:val="20"/>
-          <w:szCs w:val="20"/>
-          <w:lang w:val="es-ES"/>
-        </w:rPr>
-        <w:t>Markdown</w:t>
-      </w:r>
-      <w:proofErr w:type="spellEnd"/>
-      <w:r>
-        <w:rPr>
-          <w:sz w:val="20"/>
-          <w:szCs w:val="20"/>
-          <w:lang w:val="es-ES"/>
-        </w:rPr>
-        <w:t xml:space="preserve"> para escritura simplificada con énfasis en la portabilidad del contenido</w:t>
+        <w:t>xisten herramientas diseñadas para necesidades específicas, como LaTeX para documentos científicos y técnicos con alta complejidad matemática o Markdown para escritura simplificada con énfasis en la portabilidad del contenido</w:t>
       </w:r>
       <w:r>
         <w:rPr>
@@ -4680,25 +4610,7 @@
           <w:szCs w:val="20"/>
           <w:lang w:val="es-ES"/>
         </w:rPr>
-        <w:t xml:space="preserve">l procesador de texto nativo para dispositivos macOS </w:t>
-      </w:r>
-      <w:proofErr w:type="gramStart"/>
-      <w:r>
-        <w:rPr>
-          <w:sz w:val="20"/>
-          <w:szCs w:val="20"/>
-          <w:lang w:val="es-ES"/>
-        </w:rPr>
-        <w:t>e</w:t>
-      </w:r>
-      <w:proofErr w:type="gramEnd"/>
-      <w:r>
-        <w:rPr>
-          <w:sz w:val="20"/>
-          <w:szCs w:val="20"/>
-          <w:lang w:val="es-ES"/>
-        </w:rPr>
-        <w:t xml:space="preserve"> iOS, conocido por su interfaz intuitiva y sus plantillas de diseño.</w:t>
+        <w:t>l procesador de texto nativo para dispositivos macOS e iOS, conocido por su interfaz intuitiva y sus plantillas de diseño.</w:t>
       </w:r>
     </w:p>
     <w:p>
@@ -4731,7 +4643,6 @@
           <w:lang w:val="es-ES"/>
         </w:rPr>
       </w:pPr>
-      <w:proofErr w:type="spellStart"/>
       <w:r>
         <w:rPr>
           <w:b/>
@@ -4742,7 +4653,6 @@
         </w:rPr>
         <w:t>Scrivener</w:t>
       </w:r>
-      <w:proofErr w:type="spellEnd"/>
     </w:p>
     <w:p>
       <w:pPr>
@@ -5083,7 +4993,6 @@
         </w:rPr>
         <w:t xml:space="preserve">Modelo </w:t>
       </w:r>
-      <w:proofErr w:type="spellStart"/>
       <w:r>
         <w:rPr>
           <w:b/>
@@ -5096,7 +5005,6 @@
         </w:rPr>
         <w:t>freemium</w:t>
       </w:r>
-      <w:proofErr w:type="spellEnd"/>
     </w:p>
     <w:p>
       <w:pPr>
@@ -5115,59 +5023,23 @@
           <w:szCs w:val="20"/>
           <w:lang w:val="es-ES"/>
         </w:rPr>
-        <w:t xml:space="preserve">Google </w:t>
-      </w:r>
-      <w:proofErr w:type="spellStart"/>
+        <w:t>Google Docs opera bajo un modelo gratuito para usuarios individuales con funcionalidades básicas, mientras que las organizaciones pueden acceder a características avanzadas</w:t>
+      </w:r>
       <w:r>
         <w:rPr>
           <w:sz w:val="20"/>
           <w:szCs w:val="20"/>
           <w:lang w:val="es-ES"/>
         </w:rPr>
-        <w:t>Docs</w:t>
-      </w:r>
-      <w:proofErr w:type="spellEnd"/>
+        <w:t>,</w:t>
+      </w:r>
       <w:r>
         <w:rPr>
           <w:sz w:val="20"/>
           <w:szCs w:val="20"/>
           <w:lang w:val="es-ES"/>
         </w:rPr>
-        <w:t xml:space="preserve"> opera bajo un modelo gratuito para usuarios individuales con funcionalidades básicas, mientras que las organizaciones pueden acceder a características avanzadas</w:t>
-      </w:r>
-      <w:r>
-        <w:rPr>
-          <w:sz w:val="20"/>
-          <w:szCs w:val="20"/>
-          <w:lang w:val="es-ES"/>
-        </w:rPr>
-        <w:t>,</w:t>
-      </w:r>
-      <w:r>
-        <w:rPr>
-          <w:sz w:val="20"/>
-          <w:szCs w:val="20"/>
-          <w:lang w:val="es-ES"/>
-        </w:rPr>
-        <w:t xml:space="preserve"> mediante suscripciones de pago (</w:t>
-      </w:r>
-      <w:proofErr w:type="spellStart"/>
-      <w:r>
-        <w:rPr>
-          <w:sz w:val="20"/>
-          <w:szCs w:val="20"/>
-          <w:lang w:val="es-ES"/>
-        </w:rPr>
-        <w:t>Workspace</w:t>
-      </w:r>
-      <w:proofErr w:type="spellEnd"/>
-      <w:r>
-        <w:rPr>
-          <w:sz w:val="20"/>
-          <w:szCs w:val="20"/>
-          <w:lang w:val="es-ES"/>
-        </w:rPr>
-        <w:t>). Este modelo híbrido ha democratizado el acceso a herramientas de procesamiento de texto de calidad.</w:t>
+        <w:t xml:space="preserve"> mediante suscripciones de pago (Workspace). Este modelo híbrido ha democratizado el acceso a herramientas de procesamiento de texto de calidad.</w:t>
       </w:r>
     </w:p>
     <w:p>
@@ -5408,20 +5280,8 @@
                 <w:color w:val="000000" w:themeColor="text1"/>
                 <w:lang w:val="es-ES" w:eastAsia="es-CO"/>
               </w:rPr>
-              <w:t xml:space="preserve">LibreOffice </w:t>
+              <w:t>LibreOffice Writer</w:t>
             </w:r>
-            <w:proofErr w:type="spellStart"/>
-            <w:r>
-              <w:rPr>
-                <w:rFonts w:ascii="Aptos Narrow" w:hAnsi="Aptos Narrow" w:eastAsia="Times New Roman" w:cs="Times New Roman"/>
-                <w:b/>
-                <w:bCs/>
-                <w:color w:val="000000" w:themeColor="text1"/>
-                <w:lang w:val="es-ES" w:eastAsia="es-CO"/>
-              </w:rPr>
-              <w:t>Writer</w:t>
-            </w:r>
-            <w:proofErr w:type="spellEnd"/>
           </w:p>
         </w:tc>
         <w:tc>
@@ -5457,20 +5317,8 @@
                 <w:color w:val="000000" w:themeColor="text1"/>
                 <w:lang w:val="es-ES" w:eastAsia="es-CO"/>
               </w:rPr>
-              <w:t xml:space="preserve">Google </w:t>
+              <w:t>Google Docs</w:t>
             </w:r>
-            <w:proofErr w:type="spellStart"/>
-            <w:r>
-              <w:rPr>
-                <w:rFonts w:ascii="Aptos Narrow" w:hAnsi="Aptos Narrow" w:eastAsia="Times New Roman" w:cs="Times New Roman"/>
-                <w:b/>
-                <w:bCs/>
-                <w:color w:val="000000" w:themeColor="text1"/>
-                <w:lang w:val="es-ES" w:eastAsia="es-CO"/>
-              </w:rPr>
-              <w:t>Docs</w:t>
-            </w:r>
-            <w:proofErr w:type="spellEnd"/>
           </w:p>
         </w:tc>
       </w:tr>
@@ -6470,18 +6318,8 @@
           <w:szCs w:val="20"/>
           <w:lang w:val="es-ES"/>
         </w:rPr>
-        <w:t xml:space="preserve">on remates decorativos, como Times New </w:t>
-      </w:r>
-      <w:proofErr w:type="spellStart"/>
-      <w:r>
-        <w:rPr>
-          <w:sz w:val="20"/>
-          <w:szCs w:val="20"/>
-          <w:lang w:val="es-ES"/>
-        </w:rPr>
-        <w:t>Roman</w:t>
-      </w:r>
-      <w:proofErr w:type="spellEnd"/>
+        <w:t>on remates decorativos, como Times New Roman</w:t>
+      </w:r>
       <w:r>
         <w:rPr>
           <w:sz w:val="20"/>
@@ -6523,131 +6361,65 @@
           <w:szCs w:val="20"/>
           <w:lang w:val="es-ES"/>
         </w:rPr>
-        <w:t xml:space="preserve">ans </w:t>
-      </w:r>
-      <w:proofErr w:type="spellStart"/>
-      <w:r>
-        <w:rPr>
-          <w:b/>
-          <w:bCs/>
+        <w:t>ans serif</w:t>
+      </w:r>
+    </w:p>
+    <w:p>
+      <w:pPr>
+        <w:pStyle w:val="Normal0"/>
+        <w:spacing w:line="360" w:lineRule="auto"/>
+        <w:ind w:left="720"/>
+        <w:rPr>
+          <w:sz w:val="20"/>
+          <w:szCs w:val="20"/>
+          <w:lang w:val="es-ES_tradnl"/>
+        </w:rPr>
+      </w:pPr>
+      <w:r>
+        <w:rPr>
+          <w:sz w:val="20"/>
+          <w:szCs w:val="20"/>
+          <w:lang w:val="es-ES_tradnl"/>
+        </w:rPr>
+        <w:t>S</w:t>
+      </w:r>
+      <w:r>
+        <w:rPr>
+          <w:sz w:val="20"/>
+          <w:szCs w:val="20"/>
+          <w:lang w:val="es-ES_tradnl"/>
+        </w:rPr>
+        <w:t xml:space="preserve">in remates, como Arial o Calibri. </w:t>
+      </w:r>
+    </w:p>
+    <w:p>
+      <w:pPr>
+        <w:pStyle w:val="Normal0"/>
+        <w:spacing w:line="360" w:lineRule="auto"/>
+        <w:rPr>
+          <w:sz w:val="20"/>
+          <w:szCs w:val="20"/>
+          <w:lang w:val="es-ES_tradnl"/>
+        </w:rPr>
+      </w:pPr>
+    </w:p>
+    <w:p>
+      <w:pPr>
+        <w:pStyle w:val="Normal0"/>
+        <w:spacing w:line="360" w:lineRule="auto"/>
+        <w:rPr>
           <w:sz w:val="20"/>
           <w:szCs w:val="20"/>
           <w:lang w:val="es-ES"/>
         </w:rPr>
-        <w:t>serif</w:t>
-      </w:r>
-      <w:proofErr w:type="spellEnd"/>
-    </w:p>
-    <w:p>
-      <w:pPr>
-        <w:pStyle w:val="Normal0"/>
-        <w:spacing w:line="360" w:lineRule="auto"/>
-        <w:ind w:left="720"/>
-        <w:rPr>
-          <w:sz w:val="20"/>
-          <w:szCs w:val="20"/>
-          <w:lang w:val="es-ES_tradnl"/>
-        </w:rPr>
-      </w:pPr>
-      <w:r>
-        <w:rPr>
-          <w:sz w:val="20"/>
-          <w:szCs w:val="20"/>
-          <w:lang w:val="es-ES_tradnl"/>
-        </w:rPr>
-        <w:t>S</w:t>
-      </w:r>
-      <w:r>
-        <w:rPr>
-          <w:sz w:val="20"/>
-          <w:szCs w:val="20"/>
-          <w:lang w:val="es-ES_tradnl"/>
-        </w:rPr>
-        <w:t xml:space="preserve">in remates, como Arial o Calibri. </w:t>
-      </w:r>
-    </w:p>
-    <w:p>
-      <w:pPr>
-        <w:pStyle w:val="Normal0"/>
-        <w:spacing w:line="360" w:lineRule="auto"/>
-        <w:rPr>
-          <w:sz w:val="20"/>
-          <w:szCs w:val="20"/>
-          <w:lang w:val="es-ES_tradnl"/>
-        </w:rPr>
-      </w:pPr>
-    </w:p>
-    <w:p>
-      <w:pPr>
-        <w:pStyle w:val="Normal0"/>
-        <w:spacing w:line="360" w:lineRule="auto"/>
+      </w:pPr>
+      <w:r>
         <w:rPr>
           <w:sz w:val="20"/>
           <w:szCs w:val="20"/>
           <w:lang w:val="es-ES"/>
         </w:rPr>
-      </w:pPr>
-      <w:r>
-        <w:rPr>
-          <w:sz w:val="20"/>
-          <w:szCs w:val="20"/>
-          <w:lang w:val="es-ES"/>
-        </w:rPr>
-        <w:t xml:space="preserve">Las fuentes </w:t>
-      </w:r>
-      <w:proofErr w:type="spellStart"/>
-      <w:r>
-        <w:rPr>
-          <w:sz w:val="20"/>
-          <w:szCs w:val="20"/>
-          <w:lang w:val="es-ES"/>
-        </w:rPr>
-        <w:t>serif</w:t>
-      </w:r>
-      <w:proofErr w:type="spellEnd"/>
-      <w:r>
-        <w:rPr>
-          <w:sz w:val="20"/>
-          <w:szCs w:val="20"/>
-          <w:lang w:val="es-ES"/>
-        </w:rPr>
-        <w:t xml:space="preserve"> tradicionalmente se consideran más apropiadas para documentos impresos extensos, mientras que las </w:t>
-      </w:r>
-      <w:proofErr w:type="spellStart"/>
-      <w:r>
-        <w:rPr>
-          <w:sz w:val="20"/>
-          <w:szCs w:val="20"/>
-          <w:lang w:val="es-ES"/>
-        </w:rPr>
-        <w:t>sans</w:t>
-      </w:r>
-      <w:proofErr w:type="spellEnd"/>
-      <w:r>
-        <w:rPr>
-          <w:sz w:val="20"/>
-          <w:szCs w:val="20"/>
-          <w:lang w:val="es-ES"/>
-        </w:rPr>
-        <w:t xml:space="preserve"> </w:t>
-      </w:r>
-      <w:proofErr w:type="spellStart"/>
-      <w:r>
-        <w:rPr>
-          <w:sz w:val="20"/>
-          <w:szCs w:val="20"/>
-          <w:lang w:val="es-ES"/>
-        </w:rPr>
-        <w:t>serif</w:t>
-      </w:r>
-      <w:proofErr w:type="spellEnd"/>
-      <w:r>
-        <w:rPr>
-          <w:sz w:val="20"/>
-          <w:szCs w:val="20"/>
-          <w:lang w:val="es-ES"/>
-        </w:rPr>
-        <w:t xml:space="preserve"> se prefieren para lectura en pantalla debido a su mayor claridad en resoluciones digitales (Frutiger, 2012).</w:t>
+        <w:t>Las fuentes serif tradicionalmente se consideran más apropiadas para documentos impresos extensos, mientras que las sans serif se prefieren para lectura en pantalla debido a su mayor claridad en resoluciones digitales (Frutiger, 2012).</w:t>
       </w:r>
     </w:p>
     <w:p>
@@ -6790,29 +6562,7 @@
           <w:szCs w:val="20"/>
           <w:lang w:val="es-ES"/>
         </w:rPr>
-        <w:t xml:space="preserve">Serif (Times New </w:t>
-      </w:r>
-      <w:proofErr w:type="spellStart"/>
-      <w:r>
-        <w:rPr>
-          <w:b/>
-          <w:bCs/>
-          <w:sz w:val="20"/>
-          <w:szCs w:val="20"/>
-          <w:lang w:val="es-ES"/>
-        </w:rPr>
-        <w:t>Roman</w:t>
-      </w:r>
-      <w:proofErr w:type="spellEnd"/>
-      <w:r>
-        <w:rPr>
-          <w:b/>
-          <w:bCs/>
-          <w:sz w:val="20"/>
-          <w:szCs w:val="20"/>
-          <w:lang w:val="es-ES"/>
-        </w:rPr>
-        <w:t>)</w:t>
+        <w:t>Serif (Times New Roman)</w:t>
       </w:r>
     </w:p>
     <w:p>
@@ -7023,43 +6773,7 @@
           <w:szCs w:val="20"/>
           <w:lang w:val="es-ES"/>
         </w:rPr>
-        <w:t xml:space="preserve">e mide en puntos (pt), donde un punto equivale a 1/72 de pulgada. Los estándares académicos y profesionales generalmente especifican tamaños entre 10 y 12 puntos para el cuerpo del texto, siendo 11 o 12 puntos los más comunes (American </w:t>
-      </w:r>
-      <w:proofErr w:type="spellStart"/>
-      <w:r>
-        <w:rPr>
-          <w:sz w:val="20"/>
-          <w:szCs w:val="20"/>
-          <w:lang w:val="es-ES"/>
-        </w:rPr>
-        <w:t>Psychological</w:t>
-      </w:r>
-      <w:proofErr w:type="spellEnd"/>
-      <w:r>
-        <w:rPr>
-          <w:sz w:val="20"/>
-          <w:szCs w:val="20"/>
-          <w:lang w:val="es-ES"/>
-        </w:rPr>
-        <w:t xml:space="preserve"> </w:t>
-      </w:r>
-      <w:proofErr w:type="spellStart"/>
-      <w:r>
-        <w:rPr>
-          <w:sz w:val="20"/>
-          <w:szCs w:val="20"/>
-          <w:lang w:val="es-ES"/>
-        </w:rPr>
-        <w:t>Association</w:t>
-      </w:r>
-      <w:proofErr w:type="spellEnd"/>
-      <w:r>
-        <w:rPr>
-          <w:sz w:val="20"/>
-          <w:szCs w:val="20"/>
-          <w:lang w:val="es-ES"/>
-        </w:rPr>
-        <w:t>, 2020). Los títulos y subtítulos utilizan tamaños progresivamente mayores para establecer jerarquía visual</w:t>
+        <w:t>e mide en puntos (pt), donde un punto equivale a 1/72 de pulgada. Los estándares académicos y profesionales generalmente especifican tamaños entre 10 y 12 puntos para el cuerpo del texto, siendo 11 o 12 puntos los más comunes (American Psychological Association, 2020). Los títulos y subtítulos utilizan tamaños progresivamente mayores para establecer jerarquía visual</w:t>
       </w:r>
       <w:r>
         <w:rPr>
@@ -8246,27 +7960,7 @@
           <w:highlight w:val="cyan"/>
           <w:lang w:val="es-ES"/>
         </w:rPr>
-        <w:t xml:space="preserve"> </w:t>
-      </w:r>
-      <w:proofErr w:type="spellStart"/>
-      <w:r>
-        <w:rPr>
-          <w:sz w:val="20"/>
-          <w:szCs w:val="20"/>
-          <w:highlight w:val="cyan"/>
-          <w:lang w:val="es-ES"/>
-        </w:rPr>
-        <w:t>Ctrl+M</w:t>
-      </w:r>
-      <w:proofErr w:type="spellEnd"/>
-      <w:r>
-        <w:rPr>
-          <w:sz w:val="20"/>
-          <w:szCs w:val="20"/>
-          <w:highlight w:val="cyan"/>
-          <w:lang w:val="es-ES"/>
-        </w:rPr>
-        <w:t>).</w:t>
+        <w:t xml:space="preserve"> Ctrl+M).</w:t>
       </w:r>
     </w:p>
     <w:p>
@@ -9373,7 +9067,6 @@
         </w:rPr>
         <w:t xml:space="preserve">Izquierda: </w:t>
       </w:r>
-      <w:proofErr w:type="spellStart"/>
       <w:r>
         <w:rPr>
           <w:sz w:val="20"/>
@@ -9392,7 +9085,6 @@
         </w:rPr>
         <w:t>Q</w:t>
       </w:r>
-      <w:proofErr w:type="spellEnd"/>
       <w:r>
         <w:rPr>
           <w:sz w:val="20"/>
@@ -9443,27 +9135,7 @@
           <w:highlight w:val="cyan"/>
           <w:lang w:val="es-ES"/>
         </w:rPr>
-        <w:t xml:space="preserve">: </w:t>
-      </w:r>
-      <w:proofErr w:type="spellStart"/>
-      <w:r>
-        <w:rPr>
-          <w:sz w:val="20"/>
-          <w:szCs w:val="20"/>
-          <w:highlight w:val="cyan"/>
-          <w:lang w:val="es-ES"/>
-        </w:rPr>
-        <w:t>Ctrl+T</w:t>
-      </w:r>
-      <w:proofErr w:type="spellEnd"/>
-      <w:r>
-        <w:rPr>
-          <w:sz w:val="20"/>
-          <w:szCs w:val="20"/>
-          <w:highlight w:val="cyan"/>
-          <w:lang w:val="es-ES"/>
-        </w:rPr>
-        <w:t>.</w:t>
+        <w:t>: Ctrl+T.</w:t>
       </w:r>
     </w:p>
     <w:p>
@@ -9488,27 +9160,7 @@
           <w:highlight w:val="cyan"/>
           <w:lang w:val="es-ES"/>
         </w:rPr>
-        <w:t xml:space="preserve">Derecha: </w:t>
-      </w:r>
-      <w:proofErr w:type="spellStart"/>
-      <w:r>
-        <w:rPr>
-          <w:sz w:val="20"/>
-          <w:szCs w:val="20"/>
-          <w:highlight w:val="cyan"/>
-          <w:lang w:val="es-ES"/>
-        </w:rPr>
-        <w:t>Ctrl+D</w:t>
-      </w:r>
-      <w:proofErr w:type="spellEnd"/>
-      <w:r>
-        <w:rPr>
-          <w:sz w:val="20"/>
-          <w:szCs w:val="20"/>
-          <w:highlight w:val="cyan"/>
-          <w:lang w:val="es-ES"/>
-        </w:rPr>
-        <w:t>.</w:t>
+        <w:t>Derecha: Ctrl+D.</w:t>
       </w:r>
     </w:p>
     <w:p>
@@ -9533,27 +9185,7 @@
           <w:highlight w:val="cyan"/>
           <w:lang w:val="es-ES"/>
         </w:rPr>
-        <w:t xml:space="preserve">Justificado: </w:t>
-      </w:r>
-      <w:proofErr w:type="spellStart"/>
-      <w:r>
-        <w:rPr>
-          <w:sz w:val="20"/>
-          <w:szCs w:val="20"/>
-          <w:highlight w:val="cyan"/>
-          <w:lang w:val="es-ES"/>
-        </w:rPr>
-        <w:t>Ctrl+J</w:t>
-      </w:r>
-      <w:proofErr w:type="spellEnd"/>
-      <w:r>
-        <w:rPr>
-          <w:sz w:val="20"/>
-          <w:szCs w:val="20"/>
-          <w:highlight w:val="cyan"/>
-          <w:lang w:val="es-ES"/>
-        </w:rPr>
-        <w:t>.</w:t>
+        <w:t>Justificado: Ctrl+J.</w:t>
       </w:r>
     </w:p>
     <w:p>
@@ -9650,43 +9282,7 @@
           <w:szCs w:val="20"/>
           <w:lang w:val="es-ES"/>
         </w:rPr>
-        <w:t xml:space="preserve">La sangría es el desplazamiento horizontal del texto respecto al margen establecido, utilizada para indicar estructura jerárquica, inicios de párrafo o listas (American </w:t>
-      </w:r>
-      <w:proofErr w:type="spellStart"/>
-      <w:r>
-        <w:rPr>
-          <w:sz w:val="20"/>
-          <w:szCs w:val="20"/>
-          <w:lang w:val="es-ES"/>
-        </w:rPr>
-        <w:t>Psychological</w:t>
-      </w:r>
-      <w:proofErr w:type="spellEnd"/>
-      <w:r>
-        <w:rPr>
-          <w:sz w:val="20"/>
-          <w:szCs w:val="20"/>
-          <w:lang w:val="es-ES"/>
-        </w:rPr>
-        <w:t xml:space="preserve"> </w:t>
-      </w:r>
-      <w:proofErr w:type="spellStart"/>
-      <w:r>
-        <w:rPr>
-          <w:sz w:val="20"/>
-          <w:szCs w:val="20"/>
-          <w:lang w:val="es-ES"/>
-        </w:rPr>
-        <w:t>Association</w:t>
-      </w:r>
-      <w:proofErr w:type="spellEnd"/>
-      <w:r>
-        <w:rPr>
-          <w:sz w:val="20"/>
-          <w:szCs w:val="20"/>
-          <w:lang w:val="es-ES"/>
-        </w:rPr>
-        <w:t>, 2020).</w:t>
+        <w:t>La sangría es el desplazamiento horizontal del texto respecto al margen establecido, utilizada para indicar estructura jerárquica, inicios de párrafo o listas (American Psychological Association, 2020).</w:t>
       </w:r>
       <w:r>
         <w:rPr>
@@ -9851,43 +9447,7 @@
           <w:szCs w:val="20"/>
           <w:lang w:val="es-ES"/>
         </w:rPr>
-        <w:t xml:space="preserve">ambién llamada sangría colgante, desplaza todas las líneas excepto la primera. Es estándar en listas de referencias bibliográficas, donde facilita la identificación rápida del inicio de cada entrada (American </w:t>
-      </w:r>
-      <w:proofErr w:type="spellStart"/>
-      <w:r>
-        <w:rPr>
-          <w:sz w:val="20"/>
-          <w:szCs w:val="20"/>
-          <w:lang w:val="es-ES"/>
-        </w:rPr>
-        <w:t>Psychological</w:t>
-      </w:r>
-      <w:proofErr w:type="spellEnd"/>
-      <w:r>
-        <w:rPr>
-          <w:sz w:val="20"/>
-          <w:szCs w:val="20"/>
-          <w:lang w:val="es-ES"/>
-        </w:rPr>
-        <w:t xml:space="preserve"> </w:t>
-      </w:r>
-      <w:proofErr w:type="spellStart"/>
-      <w:r>
-        <w:rPr>
-          <w:sz w:val="20"/>
-          <w:szCs w:val="20"/>
-          <w:lang w:val="es-ES"/>
-        </w:rPr>
-        <w:t>Association</w:t>
-      </w:r>
-      <w:proofErr w:type="spellEnd"/>
-      <w:r>
-        <w:rPr>
-          <w:sz w:val="20"/>
-          <w:szCs w:val="20"/>
-          <w:lang w:val="es-ES"/>
-        </w:rPr>
-        <w:t>, 2020).</w:t>
+        <w:t>ambién llamada sangría colgante, desplaza todas las líneas excepto la primera. Es estándar en listas de referencias bibliográficas, donde facilita la identificación rápida del inicio de cada entrada (American Psychological Association, 2020).</w:t>
       </w:r>
     </w:p>
     <w:p>
@@ -10344,27 +9904,7 @@
           <w:highlight w:val="cyan"/>
           <w:lang w:val="es-ES"/>
         </w:rPr>
-        <w:t xml:space="preserve">, puede especificar el tipo (Primera línea, </w:t>
-      </w:r>
-      <w:proofErr w:type="gramStart"/>
-      <w:r>
-        <w:rPr>
-          <w:sz w:val="20"/>
-          <w:szCs w:val="20"/>
-          <w:highlight w:val="cyan"/>
-          <w:lang w:val="es-ES"/>
-        </w:rPr>
-        <w:t>Francesa</w:t>
-      </w:r>
-      <w:proofErr w:type="gramEnd"/>
-      <w:r>
-        <w:rPr>
-          <w:sz w:val="20"/>
-          <w:szCs w:val="20"/>
-          <w:highlight w:val="cyan"/>
-          <w:lang w:val="es-ES"/>
-        </w:rPr>
-        <w:t>) y la medida exacta.</w:t>
+        <w:t>, puede especificar el tipo (Primera línea, Francesa) y la medida exacta.</w:t>
       </w:r>
     </w:p>
     <w:p>
@@ -11231,43 +10771,7 @@
           <w:szCs w:val="20"/>
           <w:lang w:val="es-ES"/>
         </w:rPr>
-        <w:t xml:space="preserve">equerido en muchos contextos académicos para facilitar anotaciones manuscritas y revisiones (American </w:t>
-      </w:r>
-      <w:proofErr w:type="spellStart"/>
-      <w:r>
-        <w:rPr>
-          <w:sz w:val="20"/>
-          <w:szCs w:val="20"/>
-          <w:lang w:val="es-ES"/>
-        </w:rPr>
-        <w:t>Psychological</w:t>
-      </w:r>
-      <w:proofErr w:type="spellEnd"/>
-      <w:r>
-        <w:rPr>
-          <w:sz w:val="20"/>
-          <w:szCs w:val="20"/>
-          <w:lang w:val="es-ES"/>
-        </w:rPr>
-        <w:t xml:space="preserve"> </w:t>
-      </w:r>
-      <w:proofErr w:type="spellStart"/>
-      <w:r>
-        <w:rPr>
-          <w:sz w:val="20"/>
-          <w:szCs w:val="20"/>
-          <w:lang w:val="es-ES"/>
-        </w:rPr>
-        <w:t>Association</w:t>
-      </w:r>
-      <w:proofErr w:type="spellEnd"/>
-      <w:r>
-        <w:rPr>
-          <w:sz w:val="20"/>
-          <w:szCs w:val="20"/>
-          <w:lang w:val="es-ES"/>
-        </w:rPr>
-        <w:t>, 2020). Este espaciado también mejora significativamente la legibilidad en documentos extensos.</w:t>
+        <w:t>equerido en muchos contextos académicos para facilitar anotaciones manuscritas y revisiones (American Psychological Association, 2020). Este espaciado también mejora significativamente la legibilidad en documentos extensos.</w:t>
       </w:r>
       <w:r>
         <w:rPr>
@@ -11520,7 +11024,12 @@
     <w:p>
       <w:pPr>
         <w:pStyle w:val="Normal0"/>
-        <w:spacing w:line="360" w:lineRule="auto"/>
+        <w:numPr>
+          <w:ilvl w:val="1"/>
+          <w:numId w:val="17"/>
+        </w:numPr>
+        <w:spacing w:line="360" w:lineRule="auto"/>
+        <w:ind w:left="709"/>
         <w:rPr>
           <w:b/>
           <w:bCs/>
@@ -11604,43 +11113,7 @@
           <w:szCs w:val="20"/>
           <w:lang w:val="es-ES"/>
         </w:rPr>
-        <w:t xml:space="preserve"> cuando se utiliza sangría de primera línea (American </w:t>
-      </w:r>
-      <w:proofErr w:type="spellStart"/>
-      <w:r>
-        <w:rPr>
-          <w:sz w:val="20"/>
-          <w:szCs w:val="20"/>
-          <w:lang w:val="es-ES"/>
-        </w:rPr>
-        <w:t>Psychological</w:t>
-      </w:r>
-      <w:proofErr w:type="spellEnd"/>
-      <w:r>
-        <w:rPr>
-          <w:sz w:val="20"/>
-          <w:szCs w:val="20"/>
-          <w:lang w:val="es-ES"/>
-        </w:rPr>
-        <w:t xml:space="preserve"> </w:t>
-      </w:r>
-      <w:proofErr w:type="spellStart"/>
-      <w:r>
-        <w:rPr>
-          <w:sz w:val="20"/>
-          <w:szCs w:val="20"/>
-          <w:lang w:val="es-ES"/>
-        </w:rPr>
-        <w:t>Association</w:t>
-      </w:r>
-      <w:proofErr w:type="spellEnd"/>
-      <w:r>
-        <w:rPr>
-          <w:sz w:val="20"/>
-          <w:szCs w:val="20"/>
-          <w:lang w:val="es-ES"/>
-        </w:rPr>
-        <w:t>, 2020).</w:t>
+        <w:t xml:space="preserve"> cuando se utiliza sangría de primera línea (American Psychological Association, 2020).</w:t>
       </w:r>
     </w:p>
     <w:p>
@@ -13456,7 +12929,7 @@
               </wp:anchor>
             </w:drawing>
           </mc:Choice>
-          <mc:Fallback xmlns:a="http://schemas.openxmlformats.org/drawingml/2006/main" xmlns:pic="http://schemas.openxmlformats.org/drawingml/2006/picture" xmlns:dgm="http://schemas.openxmlformats.org/drawingml/2006/diagram" xmlns:a14="http://schemas.microsoft.com/office/drawing/2010/main">
+          <mc:Fallback xmlns:a14="http://schemas.microsoft.com/office/drawing/2010/main" xmlns:dgm="http://schemas.openxmlformats.org/drawingml/2006/diagram" xmlns:pic="http://schemas.openxmlformats.org/drawingml/2006/picture" xmlns:a="http://schemas.openxmlformats.org/drawingml/2006/main">
             <w:pict>
               <v:shape id="Signo más 25" style="position:absolute;margin-left:0;margin-top:90.1pt;width:20.25pt;height:20.25pt;z-index:251677696;visibility:visible;mso-wrap-style:square;mso-width-percent:0;mso-height-percent:0;mso-wrap-distance-left:9pt;mso-wrap-distance-top:0;mso-wrap-distance-right:9pt;mso-wrap-distance-bottom:0;mso-position-horizontal:center;mso-position-horizontal-relative:margin;mso-position-vertical:absolute;mso-position-vertical-relative:text;mso-width-percent:0;mso-height-percent:0;mso-width-relative:margin;mso-height-relative:margin;v-text-anchor:middle" coordsize="257175,257175" o:spid="_x0000_s1026" fillcolor="red" strokecolor="#4579b8 [3044]" path="m34089,98344r64255,l98344,34089r60487,l158831,98344r64255,l223086,158831r-64255,l158831,223086r-60487,l98344,158831r-64255,l34089,98344xe" o:gfxdata="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" w14:anchorId="3075FBF4">
                 <v:shadow on="t" color="black" opacity="22937f" offset="0,.63889mm" origin=",.5"/>
@@ -13535,7 +13008,7 @@
               </wp:anchor>
             </w:drawing>
           </mc:Choice>
-          <mc:Fallback xmlns:a="http://schemas.openxmlformats.org/drawingml/2006/main" xmlns:pic="http://schemas.openxmlformats.org/drawingml/2006/picture" xmlns:dgm="http://schemas.openxmlformats.org/drawingml/2006/diagram" xmlns:a14="http://schemas.microsoft.com/office/drawing/2010/main">
+          <mc:Fallback xmlns:a14="http://schemas.microsoft.com/office/drawing/2010/main" xmlns:dgm="http://schemas.openxmlformats.org/drawingml/2006/diagram" xmlns:pic="http://schemas.openxmlformats.org/drawingml/2006/picture" xmlns:a="http://schemas.openxmlformats.org/drawingml/2006/main">
             <w:pict>
               <v:shape id="Signo más 24" style="position:absolute;margin-left:73.05pt;margin-top:138.1pt;width:20.25pt;height:20.25pt;z-index:251675648;visibility:visible;mso-wrap-style:square;mso-width-percent:0;mso-height-percent:0;mso-wrap-distance-left:9pt;mso-wrap-distance-top:0;mso-wrap-distance-right:9pt;mso-wrap-distance-bottom:0;mso-position-horizontal:absolute;mso-position-horizontal-relative:margin;mso-position-vertical:absolute;mso-position-vertical-relative:text;mso-width-percent:0;mso-height-percent:0;mso-width-relative:margin;mso-height-relative:margin;v-text-anchor:middle" coordsize="257175,257175" o:spid="_x0000_s1026" fillcolor="red" strokecolor="#4579b8 [3044]" path="m34089,98344r64255,l98344,34089r60487,l158831,98344r64255,l223086,158831r-64255,l158831,223086r-60487,l98344,158831r-64255,l34089,98344xe" o:gfxdata="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" w14:anchorId="04EB697C">
                 <v:shadow on="t" color="black" opacity="22937f" offset="0,.63889mm" origin=",.5"/>
@@ -13614,7 +13087,7 @@
               </wp:anchor>
             </w:drawing>
           </mc:Choice>
-          <mc:Fallback xmlns:a="http://schemas.openxmlformats.org/drawingml/2006/main" xmlns:pic="http://schemas.openxmlformats.org/drawingml/2006/picture" xmlns:dgm="http://schemas.openxmlformats.org/drawingml/2006/diagram" xmlns:a14="http://schemas.microsoft.com/office/drawing/2010/main">
+          <mc:Fallback xmlns:a14="http://schemas.microsoft.com/office/drawing/2010/main" xmlns:dgm="http://schemas.openxmlformats.org/drawingml/2006/diagram" xmlns:pic="http://schemas.openxmlformats.org/drawingml/2006/picture" xmlns:a="http://schemas.openxmlformats.org/drawingml/2006/main">
             <w:pict>
               <v:shape id="Signo más 23" style="position:absolute;margin-left:76.05pt;margin-top:15.85pt;width:20.25pt;height:20.25pt;z-index:251673600;visibility:visible;mso-wrap-style:square;mso-width-percent:0;mso-height-percent:0;mso-wrap-distance-left:9pt;mso-wrap-distance-top:0;mso-wrap-distance-right:9pt;mso-wrap-distance-bottom:0;mso-position-horizontal:absolute;mso-position-horizontal-relative:margin;mso-position-vertical:absolute;mso-position-vertical-relative:text;mso-width-percent:0;mso-height-percent:0;mso-width-relative:margin;mso-height-relative:margin;v-text-anchor:middle" coordsize="257175,257175" o:spid="_x0000_s1026" fillcolor="red" strokecolor="#4579b8 [3044]" path="m34089,98344r64255,l98344,34089r60487,l158831,98344r64255,l223086,158831r-64255,l158831,223086r-60487,l98344,158831r-64255,l34089,98344xe" o:gfxdata="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" w14:anchorId="4CDC57E5">
                 <v:shadow on="t" color="black" opacity="22937f" offset="0,.63889mm" origin=",.5"/>
@@ -13693,7 +13166,7 @@
               </wp:anchor>
             </w:drawing>
           </mc:Choice>
-          <mc:Fallback xmlns:a="http://schemas.openxmlformats.org/drawingml/2006/main" xmlns:pic="http://schemas.openxmlformats.org/drawingml/2006/picture" xmlns:dgm="http://schemas.openxmlformats.org/drawingml/2006/diagram" xmlns:a14="http://schemas.microsoft.com/office/drawing/2010/main">
+          <mc:Fallback xmlns:a14="http://schemas.microsoft.com/office/drawing/2010/main" xmlns:dgm="http://schemas.openxmlformats.org/drawingml/2006/diagram" xmlns:pic="http://schemas.openxmlformats.org/drawingml/2006/picture" xmlns:a="http://schemas.openxmlformats.org/drawingml/2006/main">
             <w:pict>
               <v:shape id="Signo más 22" style="position:absolute;margin-left:158.55pt;margin-top:56.35pt;width:20.25pt;height:20.25pt;z-index:251671552;visibility:visible;mso-wrap-style:square;mso-width-percent:0;mso-height-percent:0;mso-wrap-distance-left:9pt;mso-wrap-distance-top:0;mso-wrap-distance-right:9pt;mso-wrap-distance-bottom:0;mso-position-horizontal:absolute;mso-position-horizontal-relative:margin;mso-position-vertical:absolute;mso-position-vertical-relative:text;mso-width-percent:0;mso-height-percent:0;mso-width-relative:margin;mso-height-relative:margin;v-text-anchor:middle" coordsize="257175,257175" o:spid="_x0000_s1026" fillcolor="red" strokecolor="#4579b8 [3044]" path="m34089,98344r64255,l98344,34089r60487,l158831,98344r64255,l223086,158831r-64255,l158831,223086r-60487,l98344,158831r-64255,l34089,98344xe" o:gfxdata="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" w14:anchorId="60F4DB2B">
                 <v:shadow on="t" color="black" opacity="22937f" offset="0,.63889mm" origin=",.5"/>
@@ -13772,7 +13245,7 @@
               </wp:anchor>
             </w:drawing>
           </mc:Choice>
-          <mc:Fallback xmlns:a="http://schemas.openxmlformats.org/drawingml/2006/main" xmlns:pic="http://schemas.openxmlformats.org/drawingml/2006/picture" xmlns:dgm="http://schemas.openxmlformats.org/drawingml/2006/diagram" xmlns:a14="http://schemas.microsoft.com/office/drawing/2010/main">
+          <mc:Fallback xmlns:a14="http://schemas.microsoft.com/office/drawing/2010/main" xmlns:dgm="http://schemas.openxmlformats.org/drawingml/2006/diagram" xmlns:pic="http://schemas.openxmlformats.org/drawingml/2006/picture" xmlns:a="http://schemas.openxmlformats.org/drawingml/2006/main">
             <w:pict>
               <v:shape id="Signo más 21" style="position:absolute;margin-left:85.05pt;margin-top:44.35pt;width:20.25pt;height:20.25pt;z-index:251669504;visibility:visible;mso-wrap-style:square;mso-width-percent:0;mso-height-percent:0;mso-wrap-distance-left:9pt;mso-wrap-distance-top:0;mso-wrap-distance-right:9pt;mso-wrap-distance-bottom:0;mso-position-horizontal:absolute;mso-position-horizontal-relative:margin;mso-position-vertical:absolute;mso-position-vertical-relative:text;mso-width-percent:0;mso-height-percent:0;mso-width-relative:margin;mso-height-relative:margin;v-text-anchor:middle" coordsize="257175,257175" o:spid="_x0000_s1026" fillcolor="red" strokecolor="#4579b8 [3044]" path="m34089,98344r64255,l98344,34089r60487,l158831,98344r64255,l223086,158831r-64255,l158831,223086r-60487,l98344,158831r-64255,l34089,98344xe" o:gfxdata="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" w14:anchorId="5A29D7A1">
                 <v:shadow on="t" color="black" opacity="22937f" offset="0,.63889mm" origin=",.5"/>
@@ -13851,7 +13324,7 @@
               </wp:anchor>
             </w:drawing>
           </mc:Choice>
-          <mc:Fallback xmlns:a="http://schemas.openxmlformats.org/drawingml/2006/main" xmlns:pic="http://schemas.openxmlformats.org/drawingml/2006/picture" xmlns:dgm="http://schemas.openxmlformats.org/drawingml/2006/diagram" xmlns:a14="http://schemas.microsoft.com/office/drawing/2010/main">
+          <mc:Fallback xmlns:a14="http://schemas.microsoft.com/office/drawing/2010/main" xmlns:dgm="http://schemas.openxmlformats.org/drawingml/2006/diagram" xmlns:pic="http://schemas.openxmlformats.org/drawingml/2006/picture" xmlns:a="http://schemas.openxmlformats.org/drawingml/2006/main">
             <w:pict>
               <v:shape id="Signo más 20" style="position:absolute;margin-left:396.75pt;margin-top:14.2pt;width:20.25pt;height:20.25pt;z-index:251667456;visibility:visible;mso-wrap-style:square;mso-width-percent:0;mso-height-percent:0;mso-wrap-distance-left:9pt;mso-wrap-distance-top:0;mso-wrap-distance-right:9pt;mso-wrap-distance-bottom:0;mso-position-horizontal:absolute;mso-position-horizontal-relative:margin;mso-position-vertical:absolute;mso-position-vertical-relative:text;mso-width-percent:0;mso-height-percent:0;mso-width-relative:margin;mso-height-relative:margin;v-text-anchor:middle" coordsize="257175,257175" o:spid="_x0000_s1026" fillcolor="red" strokecolor="#4579b8 [3044]" path="m34089,98344r64255,l98344,34089r60487,l158831,98344r64255,l223086,158831r-64255,l158831,223086r-60487,l98344,158831r-64255,l34089,98344xe" o:gfxdata="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" w14:anchorId="4ACCBF29">
                 <v:shadow on="t" color="black" opacity="22937f" offset="0,.63889mm" origin=",.5"/>
@@ -14255,43 +13728,7 @@
           <w:lang w:val="es-ES"/>
         </w:rPr>
         <w:lastRenderedPageBreak/>
-        <w:t xml:space="preserve">Cada uno de los niveles utiliza un tamaño de fuente progresivamente menor y puede incluir numeración automática (American </w:t>
-      </w:r>
-      <w:proofErr w:type="spellStart"/>
-      <w:r>
-        <w:rPr>
-          <w:sz w:val="20"/>
-          <w:szCs w:val="20"/>
-          <w:lang w:val="es-ES"/>
-        </w:rPr>
-        <w:t>Psychological</w:t>
-      </w:r>
-      <w:proofErr w:type="spellEnd"/>
-      <w:r>
-        <w:rPr>
-          <w:sz w:val="20"/>
-          <w:szCs w:val="20"/>
-          <w:lang w:val="es-ES"/>
-        </w:rPr>
-        <w:t xml:space="preserve"> </w:t>
-      </w:r>
-      <w:proofErr w:type="spellStart"/>
-      <w:r>
-        <w:rPr>
-          <w:sz w:val="20"/>
-          <w:szCs w:val="20"/>
-          <w:lang w:val="es-ES"/>
-        </w:rPr>
-        <w:t>Association</w:t>
-      </w:r>
-      <w:proofErr w:type="spellEnd"/>
-      <w:r>
-        <w:rPr>
-          <w:sz w:val="20"/>
-          <w:szCs w:val="20"/>
-          <w:lang w:val="es-ES"/>
-        </w:rPr>
-        <w:t>, 2020). Esta jerarquía es fundamental para:</w:t>
+        <w:t>Cada uno de los niveles utiliza un tamaño de fuente progresivamente menor y puede incluir numeración automática (American Psychological Association, 2020). Esta jerarquía es fundamental para:</w:t>
       </w:r>
     </w:p>
     <w:p>
@@ -17494,43 +16931,7 @@
           <w:szCs w:val="20"/>
           <w:lang w:val="es-ES"/>
         </w:rPr>
-        <w:t xml:space="preserve">n documentos académicos o técnicos, las páginas preliminares (portada, resumen, tabla de contenido) frecuentemente utilizan numeración romana (i, </w:t>
-      </w:r>
-      <w:proofErr w:type="spellStart"/>
-      <w:r>
-        <w:rPr>
-          <w:sz w:val="20"/>
-          <w:szCs w:val="20"/>
-          <w:lang w:val="es-ES"/>
-        </w:rPr>
-        <w:t>ii</w:t>
-      </w:r>
-      <w:proofErr w:type="spellEnd"/>
-      <w:r>
-        <w:rPr>
-          <w:sz w:val="20"/>
-          <w:szCs w:val="20"/>
-          <w:lang w:val="es-ES"/>
-        </w:rPr>
-        <w:t xml:space="preserve">, </w:t>
-      </w:r>
-      <w:proofErr w:type="spellStart"/>
-      <w:r>
-        <w:rPr>
-          <w:sz w:val="20"/>
-          <w:szCs w:val="20"/>
-          <w:lang w:val="es-ES"/>
-        </w:rPr>
-        <w:t>iii</w:t>
-      </w:r>
-      <w:proofErr w:type="spellEnd"/>
-      <w:r>
-        <w:rPr>
-          <w:sz w:val="20"/>
-          <w:szCs w:val="20"/>
-          <w:lang w:val="es-ES"/>
-        </w:rPr>
-        <w:t>), mientras el cuerpo principal usa numeración arábiga (1, 2, 3). Esto requiere al menos dos secciones con esquemas de numeración independientes.</w:t>
+        <w:t>n documentos académicos o técnicos, las páginas preliminares (portada, resumen, tabla de contenido) frecuentemente utilizan numeración romana (i, ii, iii), mientras el cuerpo principal usa numeración arábiga (1, 2, 3). Esto requiere al menos dos secciones con esquemas de numeración independientes.</w:t>
       </w:r>
     </w:p>
     <w:p>
@@ -18081,43 +17482,7 @@
           <w:szCs w:val="20"/>
           <w:lang w:val="es-ES"/>
         </w:rPr>
-        <w:t xml:space="preserve">Pie de página con numeración en números romanos (i, </w:t>
-      </w:r>
-      <w:proofErr w:type="spellStart"/>
-      <w:r>
-        <w:rPr>
-          <w:sz w:val="20"/>
-          <w:szCs w:val="20"/>
-          <w:lang w:val="es-ES"/>
-        </w:rPr>
-        <w:t>ii</w:t>
-      </w:r>
-      <w:proofErr w:type="spellEnd"/>
-      <w:r>
-        <w:rPr>
-          <w:sz w:val="20"/>
-          <w:szCs w:val="20"/>
-          <w:lang w:val="es-ES"/>
-        </w:rPr>
-        <w:t xml:space="preserve">, </w:t>
-      </w:r>
-      <w:proofErr w:type="spellStart"/>
-      <w:r>
-        <w:rPr>
-          <w:sz w:val="20"/>
-          <w:szCs w:val="20"/>
-          <w:lang w:val="es-ES"/>
-        </w:rPr>
-        <w:t>iii</w:t>
-      </w:r>
-      <w:proofErr w:type="spellEnd"/>
-      <w:r>
-        <w:rPr>
-          <w:sz w:val="20"/>
-          <w:szCs w:val="20"/>
-          <w:lang w:val="es-ES"/>
-        </w:rPr>
-        <w:t>...).</w:t>
+        <w:t>Pie de página con numeración en números romanos (i, ii, iii...).</w:t>
       </w:r>
     </w:p>
     <w:p>
@@ -18860,43 +18225,7 @@
           <w:szCs w:val="20"/>
           <w:lang w:val="es-ES"/>
         </w:rPr>
-        <w:t xml:space="preserve">Los encabezados y pies de página son áreas reservadas en los márgenes superior e inferior de cada página, respectivamente, contienen información repetitiva o contextual del documento (American </w:t>
-      </w:r>
-      <w:proofErr w:type="spellStart"/>
-      <w:r>
-        <w:rPr>
-          <w:sz w:val="20"/>
-          <w:szCs w:val="20"/>
-          <w:lang w:val="es-ES"/>
-        </w:rPr>
-        <w:t>Psychological</w:t>
-      </w:r>
-      <w:proofErr w:type="spellEnd"/>
-      <w:r>
-        <w:rPr>
-          <w:sz w:val="20"/>
-          <w:szCs w:val="20"/>
-          <w:lang w:val="es-ES"/>
-        </w:rPr>
-        <w:t xml:space="preserve"> </w:t>
-      </w:r>
-      <w:proofErr w:type="spellStart"/>
-      <w:r>
-        <w:rPr>
-          <w:sz w:val="20"/>
-          <w:szCs w:val="20"/>
-          <w:lang w:val="es-ES"/>
-        </w:rPr>
-        <w:t>Association</w:t>
-      </w:r>
-      <w:proofErr w:type="spellEnd"/>
-      <w:r>
-        <w:rPr>
-          <w:sz w:val="20"/>
-          <w:szCs w:val="20"/>
-          <w:lang w:val="es-ES"/>
-        </w:rPr>
-        <w:t>, 2020). Estos elementos no forman parte del cuerpo principal del texto y aparecen consistentemente a lo largo del documento o sección.</w:t>
+        <w:t>Los encabezados y pies de página son áreas reservadas en los márgenes superior e inferior de cada página, respectivamente, contienen información repetitiva o contextual del documento (American Psychological Association, 2020). Estos elementos no forman parte del cuerpo principal del texto y aparecen consistentemente a lo largo del documento o sección.</w:t>
       </w:r>
     </w:p>
     <w:p>
@@ -19826,7 +19155,7 @@
               </wp:anchor>
             </w:drawing>
           </mc:Choice>
-          <mc:Fallback xmlns:a="http://schemas.openxmlformats.org/drawingml/2006/main" xmlns:pic="http://schemas.openxmlformats.org/drawingml/2006/picture" xmlns:dgm="http://schemas.openxmlformats.org/drawingml/2006/diagram" xmlns:a14="http://schemas.microsoft.com/office/drawing/2010/main">
+          <mc:Fallback xmlns:a14="http://schemas.microsoft.com/office/drawing/2010/main" xmlns:dgm="http://schemas.openxmlformats.org/drawingml/2006/diagram" xmlns:pic="http://schemas.openxmlformats.org/drawingml/2006/picture" xmlns:a="http://schemas.openxmlformats.org/drawingml/2006/main">
             <w:pict>
               <v:shape id="Signo más 17" style="position:absolute;margin-left:0;margin-top:147.85pt;width:20.25pt;height:20.25pt;z-index:251665408;visibility:visible;mso-wrap-style:square;mso-width-percent:0;mso-height-percent:0;mso-wrap-distance-left:9pt;mso-wrap-distance-top:0;mso-wrap-distance-right:9pt;mso-wrap-distance-bottom:0;mso-position-horizontal:center;mso-position-horizontal-relative:margin;mso-position-vertical:absolute;mso-position-vertical-relative:text;mso-width-percent:0;mso-height-percent:0;mso-width-relative:margin;mso-height-relative:margin;v-text-anchor:middle" coordsize="257175,257175" o:spid="_x0000_s1026" fillcolor="red" strokecolor="#4579b8 [3044]" path="m34089,98344r64255,l98344,34089r60487,l158831,98344r64255,l223086,158831r-64255,l158831,223086r-60487,l98344,158831r-64255,l34089,98344xe" o:gfxdata="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" w14:anchorId="3D4670E3">
                 <v:shadow on="t" color="black" opacity="22937f" offset="0,.63889mm" origin=",.5"/>
@@ -19905,7 +19234,7 @@
               </wp:anchor>
             </w:drawing>
           </mc:Choice>
-          <mc:Fallback xmlns:a="http://schemas.openxmlformats.org/drawingml/2006/main" xmlns:pic="http://schemas.openxmlformats.org/drawingml/2006/picture" xmlns:dgm="http://schemas.openxmlformats.org/drawingml/2006/diagram" xmlns:a14="http://schemas.microsoft.com/office/drawing/2010/main">
+          <mc:Fallback xmlns:a14="http://schemas.microsoft.com/office/drawing/2010/main" xmlns:dgm="http://schemas.openxmlformats.org/drawingml/2006/diagram" xmlns:pic="http://schemas.openxmlformats.org/drawingml/2006/picture" xmlns:a="http://schemas.openxmlformats.org/drawingml/2006/main">
             <w:pict>
               <v:shape id="Signo más 16" style="position:absolute;margin-left:196.8pt;margin-top:147.85pt;width:20.25pt;height:20.25pt;z-index:251663360;visibility:visible;mso-wrap-style:square;mso-width-percent:0;mso-height-percent:0;mso-wrap-distance-left:9pt;mso-wrap-distance-top:0;mso-wrap-distance-right:9pt;mso-wrap-distance-bottom:0;mso-position-horizontal:absolute;mso-position-horizontal-relative:margin;mso-position-vertical:absolute;mso-position-vertical-relative:text;mso-width-percent:0;mso-height-percent:0;mso-width-relative:margin;mso-height-relative:margin;v-text-anchor:middle" coordsize="257175,257175" o:spid="_x0000_s1026" fillcolor="red" strokecolor="#4579b8 [3044]" path="m34089,98344r64255,l98344,34089r60487,l158831,98344r64255,l223086,158831r-64255,l158831,223086r-60487,l98344,158831r-64255,l34089,98344xe" o:gfxdata="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" w14:anchorId="2315967E">
                 <v:shadow on="t" color="black" opacity="22937f" offset="0,.63889mm" origin=",.5"/>
@@ -19984,7 +19313,7 @@
               </wp:anchor>
             </w:drawing>
           </mc:Choice>
-          <mc:Fallback xmlns:a="http://schemas.openxmlformats.org/drawingml/2006/main" xmlns:pic="http://schemas.openxmlformats.org/drawingml/2006/picture" xmlns:dgm="http://schemas.openxmlformats.org/drawingml/2006/diagram" xmlns:a14="http://schemas.microsoft.com/office/drawing/2010/main">
+          <mc:Fallback xmlns:a14="http://schemas.microsoft.com/office/drawing/2010/main" xmlns:dgm="http://schemas.openxmlformats.org/drawingml/2006/diagram" xmlns:pic="http://schemas.openxmlformats.org/drawingml/2006/picture" xmlns:a="http://schemas.openxmlformats.org/drawingml/2006/main">
             <w:pict>
               <v:shape id="Signo más 15" style="position:absolute;margin-left:0;margin-top:191.35pt;width:20.25pt;height:20.25pt;z-index:251661312;visibility:visible;mso-wrap-style:square;mso-width-percent:0;mso-height-percent:0;mso-wrap-distance-left:9pt;mso-wrap-distance-top:0;mso-wrap-distance-right:9pt;mso-wrap-distance-bottom:0;mso-position-horizontal:center;mso-position-horizontal-relative:margin;mso-position-vertical:absolute;mso-position-vertical-relative:text;mso-width-percent:0;mso-height-percent:0;mso-width-relative:margin;mso-height-relative:margin;v-text-anchor:middle" coordsize="257175,257175" o:spid="_x0000_s1026" fillcolor="red" strokecolor="#4579b8 [3044]" path="m34089,98344r64255,l98344,34089r60487,l158831,98344r64255,l223086,158831r-64255,l158831,223086r-60487,l98344,158831r-64255,l34089,98344xe" o:gfxdata="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" w14:anchorId="7857D8E0">
                 <v:shadow on="t" color="black" opacity="22937f" offset="0,.63889mm" origin=",.5"/>
@@ -20063,7 +19392,7 @@
               </wp:anchor>
             </w:drawing>
           </mc:Choice>
-          <mc:Fallback xmlns:a="http://schemas.openxmlformats.org/drawingml/2006/main" xmlns:pic="http://schemas.openxmlformats.org/drawingml/2006/picture" xmlns:dgm="http://schemas.openxmlformats.org/drawingml/2006/diagram" xmlns:a14="http://schemas.microsoft.com/office/drawing/2010/main">
+          <mc:Fallback xmlns:a14="http://schemas.microsoft.com/office/drawing/2010/main" xmlns:dgm="http://schemas.openxmlformats.org/drawingml/2006/diagram" xmlns:pic="http://schemas.openxmlformats.org/drawingml/2006/picture" xmlns:a="http://schemas.openxmlformats.org/drawingml/2006/main">
             <w:pict>
               <v:shape id="Signo más 14" style="position:absolute;margin-left:236.55pt;margin-top:102.1pt;width:20.25pt;height:20.25pt;z-index:251659264;visibility:visible;mso-wrap-style:square;mso-width-percent:0;mso-height-percent:0;mso-wrap-distance-left:9pt;mso-wrap-distance-top:0;mso-wrap-distance-right:9pt;mso-wrap-distance-bottom:0;mso-position-horizontal:absolute;mso-position-horizontal-relative:margin;mso-position-vertical:absolute;mso-position-vertical-relative:text;mso-width-percent:0;mso-height-percent:0;mso-width-relative:margin;mso-height-relative:margin;v-text-anchor:middle" coordsize="257175,257175" o:spid="_x0000_s1026" fillcolor="red" strokecolor="#4579b8 [3044]" path="m34089,98344r64255,l98344,34089r60487,l158831,98344r64255,l223086,158831r-64255,l158831,223086r-60487,l98344,158831r-64255,l34089,98344xe" o:gfxdata="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" w14:anchorId="70CAD328">
                 <v:shadow on="t" color="black" opacity="22937f" offset="0,.63889mm" origin=",.5"/>
@@ -20209,51 +19538,7 @@
           <w:szCs w:val="20"/>
           <w:lang w:val="es-ES" w:eastAsia="en-US"/>
         </w:rPr>
-        <w:t xml:space="preserve">Números romanos en minúscula (i, </w:t>
-      </w:r>
-      <w:proofErr w:type="spellStart"/>
-      <w:r>
-        <w:rPr>
-          <w:b/>
-          <w:bCs/>
-          <w:sz w:val="20"/>
-          <w:szCs w:val="20"/>
-          <w:lang w:val="es-ES" w:eastAsia="en-US"/>
-        </w:rPr>
-        <w:t>ii</w:t>
-      </w:r>
-      <w:proofErr w:type="spellEnd"/>
-      <w:r>
-        <w:rPr>
-          <w:b/>
-          <w:bCs/>
-          <w:sz w:val="20"/>
-          <w:szCs w:val="20"/>
-          <w:lang w:val="es-ES" w:eastAsia="en-US"/>
-        </w:rPr>
-        <w:t xml:space="preserve">, </w:t>
-      </w:r>
-      <w:proofErr w:type="spellStart"/>
-      <w:r>
-        <w:rPr>
-          <w:b/>
-          <w:bCs/>
-          <w:sz w:val="20"/>
-          <w:szCs w:val="20"/>
-          <w:lang w:val="es-ES" w:eastAsia="en-US"/>
-        </w:rPr>
-        <w:t>iii</w:t>
-      </w:r>
-      <w:proofErr w:type="spellEnd"/>
-      <w:r>
-        <w:rPr>
-          <w:b/>
-          <w:bCs/>
-          <w:sz w:val="20"/>
-          <w:szCs w:val="20"/>
-          <w:lang w:val="es-ES" w:eastAsia="en-US"/>
-        </w:rPr>
-        <w:t>...)</w:t>
+        <w:t>Números romanos en minúscula (i, ii, iii...)</w:t>
       </w:r>
     </w:p>
     <w:p>
@@ -20379,93 +19664,35 @@
           <w:szCs w:val="20"/>
           <w:lang w:val="es-ES" w:eastAsia="en-US"/>
         </w:rPr>
-        <w:t xml:space="preserve">Letras (a, b, </w:t>
-      </w:r>
-      <w:proofErr w:type="gramStart"/>
-      <w:r>
-        <w:rPr>
-          <w:b/>
-          <w:bCs/>
+        <w:t>Letras (a, b, c... o A, B, C...)</w:t>
+      </w:r>
+    </w:p>
+    <w:p>
+      <w:pPr>
+        <w:pStyle w:val="Normal0"/>
+        <w:spacing w:line="360" w:lineRule="auto"/>
+        <w:ind w:left="720"/>
+        <w:rPr>
           <w:sz w:val="20"/>
           <w:szCs w:val="20"/>
           <w:lang w:val="es-ES" w:eastAsia="en-US"/>
         </w:rPr>
-        <w:t>c...</w:t>
-      </w:r>
-      <w:proofErr w:type="gramEnd"/>
-      <w:r>
-        <w:rPr>
-          <w:b/>
-          <w:bCs/>
+      </w:pPr>
+      <w:r>
+        <w:rPr>
           <w:sz w:val="20"/>
           <w:szCs w:val="20"/>
           <w:lang w:val="es-ES" w:eastAsia="en-US"/>
         </w:rPr>
-        <w:t xml:space="preserve"> o A, B, C...)</w:t>
-      </w:r>
-    </w:p>
-    <w:p>
-      <w:pPr>
-        <w:pStyle w:val="Normal0"/>
-        <w:spacing w:line="360" w:lineRule="auto"/>
-        <w:ind w:left="720"/>
+        <w:t>M</w:t>
+      </w:r>
+      <w:r>
         <w:rPr>
           <w:sz w:val="20"/>
           <w:szCs w:val="20"/>
           <w:lang w:val="es-ES" w:eastAsia="en-US"/>
         </w:rPr>
-      </w:pPr>
-      <w:r>
-        <w:rPr>
-          <w:sz w:val="20"/>
-          <w:szCs w:val="20"/>
-          <w:lang w:val="es-ES" w:eastAsia="en-US"/>
-        </w:rPr>
-        <w:t>M</w:t>
-      </w:r>
-      <w:r>
-        <w:rPr>
-          <w:sz w:val="20"/>
-          <w:szCs w:val="20"/>
-          <w:lang w:val="es-ES" w:eastAsia="en-US"/>
-        </w:rPr>
-        <w:t xml:space="preserve">enos comunes, utilizadas en apéndices o anexos (American </w:t>
-      </w:r>
-      <w:proofErr w:type="spellStart"/>
-      <w:r>
-        <w:rPr>
-          <w:sz w:val="20"/>
-          <w:szCs w:val="20"/>
-          <w:lang w:val="es-ES" w:eastAsia="en-US"/>
-        </w:rPr>
-        <w:t>Psychological</w:t>
-      </w:r>
-      <w:proofErr w:type="spellEnd"/>
-      <w:r>
-        <w:rPr>
-          <w:sz w:val="20"/>
-          <w:szCs w:val="20"/>
-          <w:lang w:val="es-ES" w:eastAsia="en-US"/>
-        </w:rPr>
-        <w:t xml:space="preserve"> </w:t>
-      </w:r>
-      <w:proofErr w:type="spellStart"/>
-      <w:r>
-        <w:rPr>
-          <w:sz w:val="20"/>
-          <w:szCs w:val="20"/>
-          <w:lang w:val="es-ES" w:eastAsia="en-US"/>
-        </w:rPr>
-        <w:t>Association</w:t>
-      </w:r>
-      <w:proofErr w:type="spellEnd"/>
-      <w:r>
-        <w:rPr>
-          <w:sz w:val="20"/>
-          <w:szCs w:val="20"/>
-          <w:lang w:val="es-ES" w:eastAsia="en-US"/>
-        </w:rPr>
-        <w:t>, 2020)</w:t>
+        <w:t>enos comunes, utilizadas en apéndices o anexos (American Psychological Association, 2020)</w:t>
       </w:r>
       <w:r>
         <w:rPr>
@@ -20669,43 +19896,7 @@
           <w:szCs w:val="20"/>
           <w:lang w:val="es-ES" w:eastAsia="en-US"/>
         </w:rPr>
-        <w:t xml:space="preserve">as secciones permiten reiniciar la numeración o utilizar formatos diferentes en distintas partes del documento. Por ejemplo, un documento académico puede usar numeración romana (i, </w:t>
-      </w:r>
-      <w:proofErr w:type="spellStart"/>
-      <w:r>
-        <w:rPr>
-          <w:sz w:val="20"/>
-          <w:szCs w:val="20"/>
-          <w:lang w:val="es-ES" w:eastAsia="en-US"/>
-        </w:rPr>
-        <w:t>ii</w:t>
-      </w:r>
-      <w:proofErr w:type="spellEnd"/>
-      <w:r>
-        <w:rPr>
-          <w:sz w:val="20"/>
-          <w:szCs w:val="20"/>
-          <w:lang w:val="es-ES" w:eastAsia="en-US"/>
-        </w:rPr>
-        <w:t xml:space="preserve">, </w:t>
-      </w:r>
-      <w:proofErr w:type="spellStart"/>
-      <w:r>
-        <w:rPr>
-          <w:sz w:val="20"/>
-          <w:szCs w:val="20"/>
-          <w:lang w:val="es-ES" w:eastAsia="en-US"/>
-        </w:rPr>
-        <w:t>iii</w:t>
-      </w:r>
-      <w:proofErr w:type="spellEnd"/>
-      <w:r>
-        <w:rPr>
-          <w:sz w:val="20"/>
-          <w:szCs w:val="20"/>
-          <w:lang w:val="es-ES" w:eastAsia="en-US"/>
-        </w:rPr>
-        <w:t>) en las páginas preliminares y reiniciar con numeración arábiga (1, 2, 3) al iniciar la introducción.</w:t>
+        <w:t>as secciones permiten reiniciar la numeración o utilizar formatos diferentes en distintas partes del documento. Por ejemplo, un documento académico puede usar numeración romana (i, ii, iii) en las páginas preliminares y reiniciar con numeración arábiga (1, 2, 3) al iniciar la introducción.</w:t>
       </w:r>
     </w:p>
     <w:p>
@@ -21481,7 +20672,6 @@
         </w:rPr>
         <w:t xml:space="preserve"> a la primera página de la nueva sección y </w:t>
       </w:r>
-      <w:proofErr w:type="spellStart"/>
       <w:r>
         <w:rPr>
           <w:sz w:val="20"/>
@@ -21498,9 +20688,17 @@
           <w:highlight w:val="cyan"/>
           <w:lang w:val="es-ES" w:eastAsia="en-US"/>
         </w:rPr>
-        <w:t>ha</w:t>
-      </w:r>
-      <w:proofErr w:type="spellEnd"/>
+        <w:t>g</w:t>
+      </w:r>
+      <w:r>
+        <w:rPr>
+          <w:sz w:val="20"/>
+          <w:szCs w:val="20"/>
+          <w:highlight w:val="cyan"/>
+          <w:lang w:val="es-ES" w:eastAsia="en-US"/>
+        </w:rPr>
+        <w:t>a</w:t>
+      </w:r>
       <w:r>
         <w:rPr>
           <w:sz w:val="20"/>
@@ -21685,7 +20883,7 @@
           <w:szCs w:val="20"/>
           <w:lang w:val="es-ES_tradnl" w:eastAsia="en-US"/>
         </w:rPr>
-        <w:t xml:space="preserve">En este componente, se ha presentado funciones básicas para el uso básico de Microsoft Word. El contenido ha ido desde los fundamentos del formato hasta las técnicas que garantizan la profesionalidad y coherencia en cualquier texto que producido. Se </w:t>
+        <w:t xml:space="preserve">En este componente, se ha presentado funciones básicas para el uso básico de Microsoft Word. El contenido ha ido desde los fundamentos del formato hasta las técnicas que garantizan la profesionalidad y coherencia en cualquier texto producido. Se </w:t>
       </w:r>
       <w:r>
         <w:rPr>
@@ -22800,6 +21998,7 @@
             <w:tcW w:w="9541" w:type="dxa"/>
             <w:gridSpan w:val="2"/>
             <w:shd w:val="clear" w:color="auto" w:fill="FAC896"/>
+            <w:tcMar/>
             <w:vAlign w:val="center"/>
           </w:tcPr>
           <w:p>
@@ -22835,6 +22034,7 @@
           <w:tcPr>
             <w:tcW w:w="2835" w:type="dxa"/>
             <w:shd w:val="clear" w:color="auto" w:fill="FAC896"/>
+            <w:tcMar/>
             <w:vAlign w:val="center"/>
           </w:tcPr>
           <w:p>
@@ -22865,6 +22065,7 @@
           <w:tcPr>
             <w:tcW w:w="6706" w:type="dxa"/>
             <w:shd w:val="clear" w:color="auto" w:fill="auto"/>
+            <w:tcMar/>
             <w:vAlign w:val="center"/>
           </w:tcPr>
           <w:p>
@@ -22924,6 +22125,7 @@
           <w:tcPr>
             <w:tcW w:w="2835" w:type="dxa"/>
             <w:shd w:val="clear" w:color="auto" w:fill="FAC896"/>
+            <w:tcMar/>
             <w:vAlign w:val="center"/>
           </w:tcPr>
           <w:p>
@@ -22954,6 +22156,7 @@
           <w:tcPr>
             <w:tcW w:w="6706" w:type="dxa"/>
             <w:shd w:val="clear" w:color="auto" w:fill="auto"/>
+            <w:tcMar/>
             <w:vAlign w:val="center"/>
           </w:tcPr>
           <w:p>
@@ -22963,174 +22166,46 @@
               <w:rPr>
                 <w:rFonts w:eastAsia="Calibri"/>
                 <w:b w:val="0"/>
+                <w:bCs w:val="0"/>
                 <w:color w:val="000000"/>
                 <w:sz w:val="20"/>
                 <w:szCs w:val="20"/>
-                <w:lang w:val="es-ES_tradnl"/>
+                <w:lang w:val="es-ES"/>
               </w:rPr>
             </w:pPr>
             <w:r>
               <w:rPr>
                 <w:rFonts w:eastAsia="Calibri"/>
                 <w:b w:val="0"/>
-                <w:color w:val="000000"/>
+                <w:bCs w:val="0"/>
+                <w:color w:val="000000" w:themeColor="text1" w:themeTint="FF" w:themeShade="FF"/>
                 <w:sz w:val="20"/>
                 <w:szCs w:val="20"/>
-                <w:lang w:val="es-ES_tradnl"/>
+                <w:lang w:val="es-ES"/>
               </w:rPr>
-              <w:t xml:space="preserve">Validar el conocimiento adquirido sobre </w:t>
+              <w:t xml:space="preserve">Validar el conocimiento adquirido sobre los diferentes estilos que se tienen en Microsoft Word, basado en la presentación de documentación de una manera más ordenada y </w:t>
             </w:r>
             <w:r>
               <w:rPr>
                 <w:rFonts w:eastAsia="Calibri"/>
                 <w:b w:val="0"/>
-                <w:color w:val="000000"/>
+                <w:bCs w:val="0"/>
+                <w:color w:val="000000" w:themeColor="text1" w:themeTint="FF" w:themeShade="FF"/>
                 <w:sz w:val="20"/>
                 <w:szCs w:val="20"/>
-                <w:lang w:val="es-ES_tradnl"/>
+                <w:lang w:val="es-ES"/>
               </w:rPr>
-              <w:t>las diferentes</w:t>
+              <w:t>estructurada</w:t>
             </w:r>
             <w:r>
               <w:rPr>
                 <w:rFonts w:eastAsia="Calibri"/>
                 <w:b w:val="0"/>
-                <w:color w:val="000000"/>
+                <w:bCs w:val="0"/>
+                <w:color w:val="000000" w:themeColor="text1" w:themeTint="FF" w:themeShade="FF"/>
                 <w:sz w:val="20"/>
                 <w:szCs w:val="20"/>
-                <w:lang w:val="es-ES_tradnl"/>
-              </w:rPr>
-              <w:t xml:space="preserve"> funciones que se tienen en </w:t>
-            </w:r>
-            <w:r>
-              <w:rPr>
-                <w:rFonts w:eastAsia="Calibri"/>
-                <w:b w:val="0"/>
-                <w:color w:val="000000"/>
-                <w:sz w:val="20"/>
-                <w:szCs w:val="20"/>
-                <w:lang w:val="es-ES_tradnl"/>
-              </w:rPr>
-              <w:t>Microsoft</w:t>
-            </w:r>
-            <w:r>
-              <w:rPr>
-                <w:rFonts w:eastAsia="Calibri"/>
-                <w:b w:val="0"/>
-                <w:color w:val="000000"/>
-                <w:sz w:val="20"/>
-                <w:szCs w:val="20"/>
-                <w:lang w:val="es-ES_tradnl"/>
-              </w:rPr>
-              <w:t xml:space="preserve"> Word</w:t>
-            </w:r>
-            <w:r>
-              <w:rPr>
-                <w:rFonts w:eastAsia="Calibri"/>
-                <w:b w:val="0"/>
-                <w:color w:val="000000"/>
-                <w:sz w:val="20"/>
-                <w:szCs w:val="20"/>
-                <w:lang w:val="es-ES_tradnl"/>
-              </w:rPr>
-              <w:t>, basado en</w:t>
-            </w:r>
-            <w:r>
-              <w:rPr>
-                <w:rFonts w:eastAsia="Calibri"/>
-                <w:b w:val="0"/>
-                <w:color w:val="000000"/>
-                <w:sz w:val="20"/>
-                <w:szCs w:val="20"/>
-                <w:lang w:val="es-ES_tradnl"/>
-              </w:rPr>
-              <w:t xml:space="preserve"> </w:t>
-            </w:r>
-            <w:r>
-              <w:rPr>
-                <w:rFonts w:eastAsia="Calibri"/>
-                <w:b w:val="0"/>
-                <w:color w:val="000000"/>
-                <w:sz w:val="20"/>
-                <w:szCs w:val="20"/>
-                <w:lang w:val="es-ES_tradnl"/>
-              </w:rPr>
-              <w:t xml:space="preserve">la presentación de </w:t>
-            </w:r>
-            <w:r>
-              <w:rPr>
-                <w:rFonts w:eastAsia="Calibri"/>
-                <w:b w:val="0"/>
-                <w:color w:val="000000"/>
-                <w:sz w:val="20"/>
-                <w:szCs w:val="20"/>
-                <w:lang w:val="es-ES_tradnl"/>
-              </w:rPr>
-              <w:t>documentación</w:t>
-            </w:r>
-            <w:r>
-              <w:rPr>
-                <w:rFonts w:eastAsia="Calibri"/>
-                <w:b w:val="0"/>
-                <w:color w:val="000000"/>
-                <w:sz w:val="20"/>
-                <w:szCs w:val="20"/>
-                <w:lang w:val="es-ES_tradnl"/>
-              </w:rPr>
-              <w:t xml:space="preserve"> </w:t>
-            </w:r>
-            <w:r>
-              <w:rPr>
-                <w:rFonts w:eastAsia="Calibri"/>
-                <w:b w:val="0"/>
-                <w:color w:val="000000"/>
-                <w:sz w:val="20"/>
-                <w:szCs w:val="20"/>
-                <w:lang w:val="es-ES_tradnl"/>
-              </w:rPr>
-              <w:t xml:space="preserve">de una manera más </w:t>
-            </w:r>
-            <w:r>
-              <w:rPr>
-                <w:rFonts w:eastAsia="Calibri"/>
-                <w:b w:val="0"/>
-                <w:color w:val="000000"/>
-                <w:sz w:val="20"/>
-                <w:szCs w:val="20"/>
-                <w:lang w:val="es-ES_tradnl"/>
-              </w:rPr>
-              <w:t xml:space="preserve">ordenada y </w:t>
-            </w:r>
-            <w:r>
-              <w:rPr>
-                <w:rFonts w:eastAsia="Calibri"/>
-                <w:b w:val="0"/>
-                <w:color w:val="000000"/>
-                <w:sz w:val="20"/>
-                <w:szCs w:val="20"/>
-                <w:lang w:val="es-ES_tradnl"/>
-              </w:rPr>
-              <w:t>e</w:t>
-            </w:r>
-            <w:r>
-              <w:rPr>
-                <w:rFonts w:eastAsia="Calibri"/>
-                <w:b w:val="0"/>
-                <w:color w:val="000000"/>
-                <w:sz w:val="20"/>
-                <w:szCs w:val="20"/>
-                <w:lang w:val="es-ES_tradnl"/>
-              </w:rPr>
-              <w:t>structurada</w:t>
-            </w:r>
-            <w:r>
-              <w:rPr>
-                <w:rFonts w:eastAsia="Calibri"/>
-                <w:b w:val="0"/>
-                <w:color w:val="000000"/>
-                <w:sz w:val="20"/>
-                <w:szCs w:val="20"/>
-                <w:lang w:val="es-ES_tradnl"/>
+                <w:lang w:val="es-ES"/>
               </w:rPr>
               <w:t>.</w:t>
             </w:r>
@@ -23145,6 +22220,7 @@
           <w:tcPr>
             <w:tcW w:w="2835" w:type="dxa"/>
             <w:shd w:val="clear" w:color="auto" w:fill="FAC896"/>
+            <w:tcMar/>
             <w:vAlign w:val="center"/>
           </w:tcPr>
           <w:p>
@@ -23175,6 +22251,7 @@
           <w:tcPr>
             <w:tcW w:w="6706" w:type="dxa"/>
             <w:shd w:val="clear" w:color="auto" w:fill="auto"/>
+            <w:tcMar/>
             <w:vAlign w:val="center"/>
           </w:tcPr>
           <w:p>
@@ -23248,6 +22325,7 @@
           <w:tcPr>
             <w:tcW w:w="2835" w:type="dxa"/>
             <w:shd w:val="clear" w:color="auto" w:fill="FAC896"/>
+            <w:tcMar/>
             <w:vAlign w:val="center"/>
           </w:tcPr>
           <w:p>
@@ -23301,6 +22379,7 @@
           <w:tcPr>
             <w:tcW w:w="6706" w:type="dxa"/>
             <w:shd w:val="clear" w:color="auto" w:fill="auto"/>
+            <w:tcMar/>
             <w:vAlign w:val="center"/>
           </w:tcPr>
           <w:p>
@@ -23941,19 +23020,8 @@
                 <w:szCs w:val="20"/>
                 <w:lang w:val="es-ES"/>
               </w:rPr>
-              <w:t xml:space="preserve">3, 23 d </w:t>
+              <w:t>3, 23 d emarzo</w:t>
             </w:r>
-            <w:proofErr w:type="spellStart"/>
-            <w:r>
-              <w:rPr>
-                <w:b w:val="0"/>
-                <w:sz w:val="20"/>
-                <w:szCs w:val="20"/>
-                <w:lang w:val="es-ES"/>
-              </w:rPr>
-              <w:t>emarzo</w:t>
-            </w:r>
-            <w:proofErr w:type="spellEnd"/>
             <w:r>
               <w:rPr>
                 <w:b w:val="0"/>
@@ -24215,67 +23283,7 @@
                 <w:szCs w:val="20"/>
                 <w:lang w:val="en-US"/>
               </w:rPr>
-              <w:t xml:space="preserve">Fisher, E., </w:t>
-            </w:r>
-            <w:proofErr w:type="spellStart"/>
-            <w:r>
-              <w:rPr>
-                <w:b w:val="0"/>
-                <w:sz w:val="20"/>
-                <w:szCs w:val="20"/>
-                <w:lang w:val="en-US"/>
-              </w:rPr>
-              <w:t>Mandich</w:t>
-            </w:r>
-            <w:proofErr w:type="spellEnd"/>
-            <w:r>
-              <w:rPr>
-                <w:b w:val="0"/>
-                <w:sz w:val="20"/>
-                <w:szCs w:val="20"/>
-                <w:lang w:val="en-US"/>
-              </w:rPr>
-              <w:t xml:space="preserve">, L., </w:t>
-            </w:r>
-            <w:proofErr w:type="spellStart"/>
-            <w:r>
-              <w:rPr>
-                <w:b w:val="0"/>
-                <w:sz w:val="20"/>
-                <w:szCs w:val="20"/>
-                <w:lang w:val="en-US"/>
-              </w:rPr>
-              <w:t>Kegg</w:t>
-            </w:r>
-            <w:proofErr w:type="spellEnd"/>
-            <w:r>
-              <w:rPr>
-                <w:b w:val="0"/>
-                <w:sz w:val="20"/>
-                <w:szCs w:val="20"/>
-                <w:lang w:val="en-US"/>
-              </w:rPr>
-              <w:t xml:space="preserve">, D. &amp; </w:t>
-            </w:r>
-            <w:proofErr w:type="spellStart"/>
-            <w:r>
-              <w:rPr>
-                <w:b w:val="0"/>
-                <w:sz w:val="20"/>
-                <w:szCs w:val="20"/>
-                <w:lang w:val="en-US"/>
-              </w:rPr>
-              <w:t>Guilmette</w:t>
-            </w:r>
-            <w:proofErr w:type="spellEnd"/>
-            <w:r>
-              <w:rPr>
-                <w:b w:val="0"/>
-                <w:sz w:val="20"/>
-                <w:szCs w:val="20"/>
-                <w:lang w:val="en-US"/>
-              </w:rPr>
-              <w:t>, A. (2017). </w:t>
+              <w:t>Fisher, E., Mandich, L., Kegg, D. &amp; Guilmette, A. (2017). </w:t>
             </w:r>
             <w:r>
               <w:rPr>
@@ -24304,27 +23312,7 @@
                 <w:szCs w:val="20"/>
                 <w:lang w:val="es-ES_tradnl"/>
               </w:rPr>
-              <w:t xml:space="preserve">Microsoft </w:t>
-            </w:r>
-            <w:proofErr w:type="spellStart"/>
-            <w:r>
-              <w:rPr>
-                <w:b w:val="0"/>
-                <w:sz w:val="20"/>
-                <w:szCs w:val="20"/>
-                <w:lang w:val="es-ES_tradnl"/>
-              </w:rPr>
-              <w:t>Press</w:t>
-            </w:r>
-            <w:proofErr w:type="spellEnd"/>
-            <w:r>
-              <w:rPr>
-                <w:b w:val="0"/>
-                <w:sz w:val="20"/>
-                <w:szCs w:val="20"/>
-                <w:lang w:val="es-ES_tradnl"/>
-              </w:rPr>
-              <w:t>.</w:t>
+              <w:t>Microsoft Press.</w:t>
             </w:r>
           </w:p>
         </w:tc>
@@ -24872,27 +23860,7 @@
                 <w:szCs w:val="20"/>
                 <w:lang w:val="es-ES"/>
               </w:rPr>
-              <w:t xml:space="preserve">diseño tipográfico de un conjunto de letras, números y símbolos. También conocida como "tipo de letra" (ej. Arial, Calibri, Times New </w:t>
-            </w:r>
-            <w:proofErr w:type="spellStart"/>
-            <w:r>
-              <w:rPr>
-                <w:b w:val="0"/>
-                <w:sz w:val="20"/>
-                <w:szCs w:val="20"/>
-                <w:lang w:val="es-ES"/>
-              </w:rPr>
-              <w:t>Roman</w:t>
-            </w:r>
-            <w:proofErr w:type="spellEnd"/>
-            <w:r>
-              <w:rPr>
-                <w:b w:val="0"/>
-                <w:sz w:val="20"/>
-                <w:szCs w:val="20"/>
-                <w:lang w:val="es-ES"/>
-              </w:rPr>
-              <w:t>).</w:t>
+              <w:t>diseño tipográfico de un conjunto de letras, números y símbolos. También conocida como "tipo de letra" (ej. Arial, Calibri, Times New Roman).</w:t>
             </w:r>
           </w:p>
         </w:tc>
@@ -25520,119 +24488,7 @@
           <w:szCs w:val="20"/>
           <w:lang w:val="es-ES" w:eastAsia="es-CO"/>
         </w:rPr>
-        <w:t xml:space="preserve">Comunicar: Revista Científica Iberoamericana de Comunicación y Educación= </w:t>
-      </w:r>
-      <w:proofErr w:type="spellStart"/>
-      <w:r>
-        <w:rPr>
-          <w:rFonts w:eastAsia="Times New Roman"/>
-          <w:i/>
-          <w:iCs/>
-          <w:color w:val="000000" w:themeColor="text1"/>
-          <w:spacing w:val="2"/>
-          <w:sz w:val="20"/>
-          <w:szCs w:val="20"/>
-          <w:lang w:val="es-ES" w:eastAsia="es-CO"/>
-        </w:rPr>
-        <w:t>Scientific</w:t>
-      </w:r>
-      <w:proofErr w:type="spellEnd"/>
-      <w:r>
-        <w:rPr>
-          <w:rFonts w:eastAsia="Times New Roman"/>
-          <w:i/>
-          <w:iCs/>
-          <w:color w:val="000000" w:themeColor="text1"/>
-          <w:spacing w:val="2"/>
-          <w:sz w:val="20"/>
-          <w:szCs w:val="20"/>
-          <w:lang w:val="es-ES" w:eastAsia="es-CO"/>
-        </w:rPr>
-        <w:t xml:space="preserve"> </w:t>
-      </w:r>
-      <w:proofErr w:type="spellStart"/>
-      <w:r>
-        <w:rPr>
-          <w:rFonts w:eastAsia="Times New Roman"/>
-          <w:i/>
-          <w:iCs/>
-          <w:color w:val="000000" w:themeColor="text1"/>
-          <w:spacing w:val="2"/>
-          <w:sz w:val="20"/>
-          <w:szCs w:val="20"/>
-          <w:lang w:val="es-ES" w:eastAsia="es-CO"/>
-        </w:rPr>
-        <w:t>Journal</w:t>
-      </w:r>
-      <w:proofErr w:type="spellEnd"/>
-      <w:r>
-        <w:rPr>
-          <w:rFonts w:eastAsia="Times New Roman"/>
-          <w:i/>
-          <w:iCs/>
-          <w:color w:val="000000" w:themeColor="text1"/>
-          <w:spacing w:val="2"/>
-          <w:sz w:val="20"/>
-          <w:szCs w:val="20"/>
-          <w:lang w:val="es-ES" w:eastAsia="es-CO"/>
-        </w:rPr>
-        <w:t xml:space="preserve"> </w:t>
-      </w:r>
-      <w:proofErr w:type="spellStart"/>
-      <w:r>
-        <w:rPr>
-          <w:rFonts w:eastAsia="Times New Roman"/>
-          <w:i/>
-          <w:iCs/>
-          <w:color w:val="000000" w:themeColor="text1"/>
-          <w:spacing w:val="2"/>
-          <w:sz w:val="20"/>
-          <w:szCs w:val="20"/>
-          <w:lang w:val="es-ES" w:eastAsia="es-CO"/>
-        </w:rPr>
-        <w:t>of</w:t>
-      </w:r>
-      <w:proofErr w:type="spellEnd"/>
-      <w:r>
-        <w:rPr>
-          <w:rFonts w:eastAsia="Times New Roman"/>
-          <w:i/>
-          <w:iCs/>
-          <w:color w:val="000000" w:themeColor="text1"/>
-          <w:spacing w:val="2"/>
-          <w:sz w:val="20"/>
-          <w:szCs w:val="20"/>
-          <w:lang w:val="es-ES" w:eastAsia="es-CO"/>
-        </w:rPr>
-        <w:t xml:space="preserve"> Media </w:t>
-      </w:r>
-      <w:proofErr w:type="spellStart"/>
-      <w:r>
-        <w:rPr>
-          <w:rFonts w:eastAsia="Times New Roman"/>
-          <w:i/>
-          <w:iCs/>
-          <w:color w:val="000000" w:themeColor="text1"/>
-          <w:spacing w:val="2"/>
-          <w:sz w:val="20"/>
-          <w:szCs w:val="20"/>
-          <w:lang w:val="es-ES" w:eastAsia="es-CO"/>
-        </w:rPr>
-        <w:t>Education</w:t>
-      </w:r>
-      <w:proofErr w:type="spellEnd"/>
-      <w:r>
-        <w:rPr>
-          <w:rFonts w:eastAsia="Times New Roman"/>
-          <w:i/>
-          <w:iCs/>
-          <w:color w:val="000000" w:themeColor="text1"/>
-          <w:spacing w:val="2"/>
-          <w:sz w:val="20"/>
-          <w:szCs w:val="20"/>
-          <w:lang w:val="es-ES" w:eastAsia="es-CO"/>
-        </w:rPr>
-        <w:t>: 45, 2, 2015</w:t>
+        <w:t>Comunicar: Revista Científica Iberoamericana de Comunicación y Educación= Scientific Journal of Media Education: 45, 2, 2015</w:t>
       </w:r>
       <w:r>
         <w:rPr>
@@ -26161,7 +25017,6 @@
         </w:rPr>
         <w:t>García-Peñalvo, F. J. (2017). Ecosistemas tecnológicos universitarios. </w:t>
       </w:r>
-      <w:proofErr w:type="spellStart"/>
       <w:r>
         <w:rPr>
           <w:rFonts w:eastAsia="Times New Roman"/>
@@ -26175,7 +25030,6 @@
         </w:rPr>
         <w:t>UnIVERSITIC</w:t>
       </w:r>
-      <w:proofErr w:type="spellEnd"/>
       <w:r>
         <w:rPr>
           <w:rFonts w:eastAsia="Times New Roman"/>
@@ -51131,14 +49985,8 @@
 </file>
 
 <file path=customXml/item1.xml><?xml version="1.0" encoding="utf-8"?>
-<go:gDocsCustomXmlDataStorage xmlns:go="http://customooxmlschemas.google.com/" xmlns:r="http://schemas.openxmlformats.org/officeDocument/2006/relationships">
-  <go:docsCustomData xmlns:go="http://customooxmlschemas.google.com/" roundtripDataSignature="AMtx7mh3w1sXrKwdjzYCxjbwPkf7wsIk5w==">AMUW2mWhRc/xLonLdtoI8dz4BVu2GREgE7++Eme5Ko+W5/2G+QfXPKxV7NwLPPaJ77IM2LrlHDguxVZnDKcg4iQIvJIe+zJ9DBWjUaWFI+z0k4HbdiCFsJo=</go:docsCustomData>
-</go:gDocsCustomXmlDataStorage>
-</file>
-
-<file path=customXml/item2.xml><?xml version="1.0" encoding="utf-8"?>
-<ct:contentTypeSchema xmlns:ct="http://schemas.microsoft.com/office/2006/metadata/contentType" xmlns:ma="http://schemas.microsoft.com/office/2006/metadata/properties/metaAttributes" ct:_="" ma:_="" ma:contentTypeName="Documento" ma:contentTypeID="0x010100FD531872C7CE554584EF00C37E403D8B" ma:contentTypeVersion="11" ma:contentTypeDescription="Crear nuevo documento." ma:contentTypeScope="" ma:versionID="993aee2fed5486971aaf8676a32a9219">
-  <xsd:schema xmlns:xsd="http://www.w3.org/2001/XMLSchema" xmlns:xs="http://www.w3.org/2001/XMLSchema" xmlns:p="http://schemas.microsoft.com/office/2006/metadata/properties" xmlns:ns2="2b6b437a-5846-4934-ac66-7de06297595b" xmlns:ns3="2c0ff4f8-6664-4eb8-8bb0-965f2536cb1b" targetNamespace="http://schemas.microsoft.com/office/2006/metadata/properties" ma:root="true" ma:fieldsID="984e14a5a4163c5216bf118b0f6dc480" ns2:_="" ns3:_="">
+<ct:contentTypeSchema xmlns:ct="http://schemas.microsoft.com/office/2006/metadata/contentType" xmlns:ma="http://schemas.microsoft.com/office/2006/metadata/properties/metaAttributes" ct:_="" ma:_="" ma:contentTypeName="Documento" ma:contentTypeID="0x010100FD531872C7CE554584EF00C37E403D8B" ma:contentTypeVersion="12" ma:contentTypeDescription="Crear nuevo documento." ma:contentTypeScope="" ma:versionID="31ec82868ee9b6bc1821db441fdafaf4">
+  <xsd:schema xmlns:xsd="http://www.w3.org/2001/XMLSchema" xmlns:xs="http://www.w3.org/2001/XMLSchema" xmlns:p="http://schemas.microsoft.com/office/2006/metadata/properties" xmlns:ns2="2b6b437a-5846-4934-ac66-7de06297595b" xmlns:ns3="2c0ff4f8-6664-4eb8-8bb0-965f2536cb1b" targetNamespace="http://schemas.microsoft.com/office/2006/metadata/properties" ma:root="true" ma:fieldsID="dfd02cd6e973274cdf3c9f2822ea5e9d" ns2:_="" ns3:_="">
     <xsd:import namespace="2b6b437a-5846-4934-ac66-7de06297595b"/>
     <xsd:import namespace="2c0ff4f8-6664-4eb8-8bb0-965f2536cb1b"/>
     <xsd:element name="properties">
@@ -51157,6 +50005,7 @@
                 <xsd:element ref="ns2:MediaServiceGenerationTime" minOccurs="0"/>
                 <xsd:element ref="ns2:MediaServiceEventHashCode" minOccurs="0"/>
                 <xsd:element ref="ns2:MediaLengthInSeconds" minOccurs="0"/>
+                <xsd:element ref="ns2:MediaServiceLocation" minOccurs="0"/>
               </xsd:all>
             </xsd:complexType>
           </xsd:element>
@@ -51214,6 +50063,11 @@
     <xsd:element name="MediaLengthInSeconds" ma:index="18" nillable="true" ma:displayName="MediaLengthInSeconds" ma:hidden="true" ma:internalName="MediaLengthInSeconds" ma:readOnly="true">
       <xsd:simpleType>
         <xsd:restriction base="dms:Unknown"/>
+      </xsd:simpleType>
+    </xsd:element>
+    <xsd:element name="MediaServiceLocation" ma:index="19" nillable="true" ma:displayName="Location" ma:indexed="true" ma:internalName="MediaServiceLocation" ma:readOnly="true">
+      <xsd:simpleType>
+        <xsd:restriction base="dms:Text"/>
       </xsd:simpleType>
     </xsd:element>
   </xsd:schema>
@@ -51331,20 +50185,7 @@
 </ct:contentTypeSchema>
 </file>
 
-<file path=customXml/item3.xml><?xml version="1.0" encoding="utf-8"?>
-<b:Sources xmlns:b="http://schemas.openxmlformats.org/officeDocument/2006/bibliography" xmlns="http://schemas.openxmlformats.org/officeDocument/2006/bibliography" SelectedStyle="\APASixthEditionOfficeOnline.xsl" StyleName="APA" Version="6"/>
-</file>
-
-<file path=customXml/item4.xml><?xml version="1.0" encoding="utf-8"?>
-<?mso-contentType ?>
-<FormTemplates xmlns="http://schemas.microsoft.com/sharepoint/v3/contenttype/forms">
-  <Display>DocumentLibraryForm</Display>
-  <Edit>DocumentLibraryForm</Edit>
-  <New>DocumentLibraryForm</New>
-</FormTemplates>
-</file>
-
-<file path=customXml/item5.xml><?xml version="1.0" encoding="utf-8"?>
+<file path=customXml/item2.xml><?xml version="1.0" encoding="utf-8"?>
 <p:properties xmlns:p="http://schemas.microsoft.com/office/2006/metadata/properties" xmlns:xsi="http://www.w3.org/2001/XMLSchema-instance" xmlns:pc="http://schemas.microsoft.com/office/infopath/2007/PartnerControls">
   <documentManagement>
     <TaxCatchAll xmlns="2c0ff4f8-6664-4eb8-8bb0-965f2536cb1b" xsi:nil="true"/>
@@ -51355,36 +50196,30 @@
 </p:properties>
 </file>
 
+<file path=customXml/item3.xml><?xml version="1.0" encoding="utf-8"?>
+<?mso-contentType ?>
+<FormTemplates xmlns="http://schemas.microsoft.com/sharepoint/v3/contenttype/forms">
+  <Display>DocumentLibraryForm</Display>
+  <Edit>DocumentLibraryForm</Edit>
+  <New>DocumentLibraryForm</New>
+</FormTemplates>
+</file>
+
+<file path=customXml/item4.xml><?xml version="1.0" encoding="utf-8"?>
+<b:Sources xmlns:b="http://schemas.openxmlformats.org/officeDocument/2006/bibliography" xmlns="http://schemas.openxmlformats.org/officeDocument/2006/bibliography" SelectedStyle="\APASixthEditionOfficeOnline.xsl" StyleName="APA" Version="6"/>
+</file>
+
+<file path=customXml/item5.xml><?xml version="1.0" encoding="utf-8"?>
+<go:gDocsCustomXmlDataStorage xmlns:go="http://customooxmlschemas.google.com/" xmlns:r="http://schemas.openxmlformats.org/officeDocument/2006/relationships">
+  <go:docsCustomData xmlns:go="http://customooxmlschemas.google.com/" roundtripDataSignature="AMtx7mh3w1sXrKwdjzYCxjbwPkf7wsIk5w==">AMUW2mWhRc/xLonLdtoI8dz4BVu2GREgE7++Eme5Ko+W5/2G+QfXPKxV7NwLPPaJ77IM2LrlHDguxVZnDKcg4iQIvJIe+zJ9DBWjUaWFI+z0k4HbdiCFsJo=</go:docsCustomData>
+</go:gDocsCustomXmlDataStorage>
+</file>
+
 <file path=customXml/itemProps1.xml><?xml version="1.0" encoding="utf-8"?>
-<ds:datastoreItem xmlns:ds="http://schemas.openxmlformats.org/officeDocument/2006/customXml" ds:itemID="{11111111-1234-1234-1234-123412341234}">
-  <ds:schemaRefs>
-    <ds:schemaRef ds:uri="http://customooxmlschemas.google.com/"/>
-    <ds:schemaRef ds:uri="http://schemas.openxmlformats.org/officeDocument/2006/relationships"/>
-  </ds:schemaRefs>
-</ds:datastoreItem>
+<ds:datastoreItem xmlns:ds="http://schemas.openxmlformats.org/officeDocument/2006/customXml" ds:itemID="{04F6EBB7-DAF1-485C-ADA2-8575A1EE31F3}"/>
 </file>
 
 <file path=customXml/itemProps2.xml><?xml version="1.0" encoding="utf-8"?>
-<ds:datastoreItem xmlns:ds="http://schemas.openxmlformats.org/officeDocument/2006/customXml" ds:itemID="{C13C7250-52DB-4F24-8F0E-41715FA2B4B6}"/>
-</file>
-
-<file path=customXml/itemProps3.xml><?xml version="1.0" encoding="utf-8"?>
-<ds:datastoreItem xmlns:ds="http://schemas.openxmlformats.org/officeDocument/2006/customXml" ds:itemID="{3D699FE4-F202-4539-A11E-D169F9A6041F}">
-  <ds:schemaRefs>
-    <ds:schemaRef ds:uri="http://schemas.openxmlformats.org/officeDocument/2006/bibliography"/>
-  </ds:schemaRefs>
-</ds:datastoreItem>
-</file>
-
-<file path=customXml/itemProps4.xml><?xml version="1.0" encoding="utf-8"?>
-<ds:datastoreItem xmlns:ds="http://schemas.openxmlformats.org/officeDocument/2006/customXml" ds:itemID="{83102ECF-E44F-4F73-A78F-FE313D1BFB9A}">
-  <ds:schemaRefs>
-    <ds:schemaRef ds:uri="http://schemas.microsoft.com/sharepoint/v3/contenttype/forms"/>
-  </ds:schemaRefs>
-</ds:datastoreItem>
-</file>
-
-<file path=customXml/itemProps5.xml><?xml version="1.0" encoding="utf-8"?>
 <ds:datastoreItem xmlns:ds="http://schemas.openxmlformats.org/officeDocument/2006/customXml" ds:itemID="{9D9B1A75-0210-4935-8179-95DF20A26AD1}">
   <ds:schemaRefs>
     <ds:schemaRef ds:uri="http://schemas.microsoft.com/office/2006/metadata/properties"/>
@@ -51393,4 +50228,29 @@
     <ds:schemaRef ds:uri="2b6b437a-5846-4934-ac66-7de06297595b"/>
   </ds:schemaRefs>
 </ds:datastoreItem>
+</file>
+
+<file path=customXml/itemProps3.xml><?xml version="1.0" encoding="utf-8"?>
+<ds:datastoreItem xmlns:ds="http://schemas.openxmlformats.org/officeDocument/2006/customXml" ds:itemID="{83102ECF-E44F-4F73-A78F-FE313D1BFB9A}">
+  <ds:schemaRefs>
+    <ds:schemaRef ds:uri="http://schemas.microsoft.com/sharepoint/v3/contenttype/forms"/>
+  </ds:schemaRefs>
+</ds:datastoreItem>
+</file>
+
+<file path=customXml/itemProps4.xml><?xml version="1.0" encoding="utf-8"?>
+<ds:datastoreItem xmlns:ds="http://schemas.openxmlformats.org/officeDocument/2006/customXml" ds:itemID="{3D699FE4-F202-4539-A11E-D169F9A6041F}">
+  <ds:schemaRefs>
+    <ds:schemaRef ds:uri="http://schemas.openxmlformats.org/officeDocument/2006/bibliography"/>
+  </ds:schemaRefs>
+</ds:datastoreItem>
+</file>
+
+<file path=customXml/itemProps5.xml><?xml version="1.0" encoding="utf-8"?>
+<ds:datastoreItem xmlns:ds="http://schemas.openxmlformats.org/officeDocument/2006/customXml" ds:itemID="{11111111-1234-1234-1234-123412341234}">
+  <ds:schemaRefs>
+    <ds:schemaRef ds:uri="http://customooxmlschemas.google.com/"/>
+    <ds:schemaRef ds:uri="http://schemas.openxmlformats.org/officeDocument/2006/relationships"/>
+  </ds:schemaRefs>
+</ds:datastoreItem>
 </file>